--- a/t05_s2.docx
+++ b/t05_s2.docx
@@ -3,2168 +3,1698 @@
 <w:document xmlns:wpc="http://schemas.microsoft.com/office/word/2010/wordprocessingCanvas" xmlns:mo="http://schemas.microsoft.com/office/mac/office/2008/main" xmlns:mc="http://schemas.openxmlformats.org/markup-compatibility/2006" xmlns:mv="urn:schemas-microsoft-com:mac:vml" xmlns:o="urn:schemas-microsoft-com:office:office" xmlns:r="http://schemas.openxmlformats.org/officeDocument/2006/relationships" xmlns:m="http://schemas.openxmlformats.org/officeDocument/2006/math" xmlns:v="urn:schemas-microsoft-com:vml" xmlns:wp14="http://schemas.microsoft.com/office/word/2010/wordprocessingDrawing" xmlns:wp="http://schemas.openxmlformats.org/drawingml/2006/wordprocessingDrawing" xmlns:w10="urn:schemas-microsoft-com:office:word" xmlns:w="http://schemas.openxmlformats.org/wordprocessingml/2006/main" xmlns:w14="http://schemas.microsoft.com/office/word/2010/wordml" xmlns:wpg="http://schemas.microsoft.com/office/word/2010/wordprocessingGroup" xmlns:wpi="http://schemas.microsoft.com/office/word/2010/wordprocessingInk" xmlns:wne="http://schemas.microsoft.com/office/word/2006/wordml" xmlns:wps="http://schemas.microsoft.com/office/word/2010/wordprocessingShape" mc:Ignorable="w14 wp14">
   <w:body>
     <w:p>
-      <w:pPr>
-        <w:spacing w:after="20" w:before="120"/>
-      </w:pPr>
-      <w:r>
-        <w:rPr>
-          <w:b/>
-          <w:sz w:val="22"/>
-        </w:rPr>
-        <w:t>Question: A client with type 1 diabetes mellitus is found unresponsive in bed. What is the nurse's FIRST action?</w:t>
-      </w:r>
-    </w:p>
-    <w:p>
-      <w:pPr>
-        <w:spacing w:after="0" w:before="0"/>
-      </w:pPr>
-      <w:r>
-        <w:rPr>
-          <w:b w:val="0"/>
-          <w:sz w:val="22"/>
-        </w:rPr>
-        <w:t>(a) Administer 50% dextrose IV</w:t>
-      </w:r>
-    </w:p>
-    <w:p>
-      <w:pPr>
-        <w:spacing w:after="0" w:before="0"/>
-      </w:pPr>
-      <w:r>
-        <w:rPr>
-          <w:b w:val="0"/>
-          <w:sz w:val="22"/>
-        </w:rPr>
-        <w:t>(b) Notify the health care provider</w:t>
-      </w:r>
-    </w:p>
-    <w:p>
-      <w:pPr>
-        <w:spacing w:after="0" w:before="0"/>
-      </w:pPr>
-      <w:r>
-        <w:rPr>
-          <w:b w:val="0"/>
-          <w:sz w:val="22"/>
-        </w:rPr>
-        <w:t>(c) Check the blood glucose level</w:t>
-      </w:r>
-    </w:p>
-    <w:p>
-      <w:pPr>
-        <w:spacing w:after="0" w:before="0"/>
-      </w:pPr>
-      <w:r>
-        <w:rPr>
-          <w:b w:val="0"/>
-          <w:sz w:val="22"/>
-        </w:rPr>
-        <w:t>(d) Give glucagon IM</w:t>
-      </w:r>
-    </w:p>
-    <w:p>
-      <w:pPr>
-        <w:spacing w:after="0" w:before="40"/>
-      </w:pPr>
-      <w:r>
-        <w:rPr>
-          <w:b/>
-          <w:sz w:val="22"/>
-        </w:rPr>
-        <w:t>Answer: c</w:t>
-      </w:r>
-    </w:p>
-    <w:p>
-      <w:pPr>
-        <w:spacing w:after="0" w:before="0"/>
-      </w:pPr>
-      <w:r>
-        <w:rPr>
-          <w:b w:val="0"/>
-          <w:sz w:val="21"/>
-        </w:rPr>
-        <w:t>Solution: An unresponsive diabetic client must be assumed hypoglycemic until proven otherwise; the first action is to confirm the blood glucose level before treating.</w:t>
-      </w:r>
-    </w:p>
-    <w:p>
-      <w:pPr>
-        <w:spacing w:after="0" w:before="0"/>
-      </w:pPr>
-      <w:r>
-        <w:rPr>
-          <w:b w:val="0"/>
-          <w:sz w:val="20"/>
-        </w:rPr>
-        <w:t>Positive Marks: 1</w:t>
-      </w:r>
-    </w:p>
-    <w:p>
-      <w:pPr>
-        <w:spacing w:after="160" w:before="0"/>
-      </w:pPr>
-      <w:r>
-        <w:rPr>
-          <w:b w:val="0"/>
-          <w:sz w:val="20"/>
-        </w:rPr>
-        <w:t>Negative Marks: 0.25</w:t>
-      </w:r>
-    </w:p>
-    <w:p>
-      <w:pPr>
-        <w:spacing w:after="20" w:before="120"/>
-      </w:pPr>
-      <w:r>
-        <w:rPr>
-          <w:b/>
-          <w:sz w:val="22"/>
-        </w:rPr>
-        <w:t>Question: A female comes on first antenatal visit at 10 weeks and states that she already have two earlier pregnancy that was delivered three years ago in NST OB 4 that one baby delivered at 36 weeks of gestation and another is delivered at 39 weeks of gestation. What is the GTPAL score?</w:t>
-      </w:r>
-    </w:p>
-    <w:p>
-      <w:pPr>
-        <w:spacing w:after="0" w:before="0"/>
-      </w:pPr>
-      <w:r>
-        <w:rPr>
-          <w:b w:val="0"/>
-          <w:sz w:val="22"/>
-        </w:rPr>
-        <w:t>(a) G3 T1 P0 A1 L3</w:t>
-      </w:r>
-    </w:p>
-    <w:p>
-      <w:pPr>
-        <w:spacing w:after="0" w:before="0"/>
-      </w:pPr>
-      <w:r>
-        <w:rPr>
-          <w:b w:val="0"/>
-          <w:sz w:val="22"/>
-        </w:rPr>
-        <w:t>(b) G3 T1 P1 A3 L1</w:t>
-      </w:r>
-    </w:p>
-    <w:p>
-      <w:pPr>
-        <w:spacing w:after="0" w:before="0"/>
-      </w:pPr>
-      <w:r>
-        <w:rPr>
-          <w:b w:val="0"/>
-          <w:sz w:val="22"/>
-        </w:rPr>
-        <w:t>(c) G3 T2 P2 A1 L2</w:t>
-      </w:r>
-    </w:p>
-    <w:p>
-      <w:pPr>
-        <w:spacing w:after="0" w:before="0"/>
-      </w:pPr>
-      <w:r>
-        <w:rPr>
-          <w:b w:val="0"/>
-          <w:sz w:val="22"/>
-        </w:rPr>
-        <w:t>(d) G3 T1 P1 A0 L2</w:t>
-      </w:r>
-    </w:p>
-    <w:p>
-      <w:pPr>
-        <w:spacing w:after="0" w:before="40"/>
-      </w:pPr>
-      <w:r>
-        <w:rPr>
-          <w:b/>
-          <w:sz w:val="22"/>
-        </w:rPr>
-        <w:t>Answer: a</w:t>
-      </w:r>
-    </w:p>
-    <w:p>
-      <w:pPr>
-        <w:spacing w:after="0" w:before="0"/>
-      </w:pPr>
-      <w:r>
-        <w:rPr>
-          <w:b w:val="0"/>
-          <w:sz w:val="21"/>
-        </w:rPr>
-        <w:t>Solution: GTPAL is a system used to describe a woman's obstetric history. G stands for gravida, which is the total number of times a woman has been pregnant, including the current pregnancy. T stands for term births, the number of pregnancies carried to term, i.e., 37 weeks or more. P stands for preterm births, the number of pregnancies delivered before 37 weeks. A stands for abortions, including miscarriages and elective terminations. L stands for living children. Based on the given information, the GTPAL score would be G3 T1 P1 A0 L2, indicating that the woman has been pregnant three times, had one term birth, one preterm birth, no abortions, and two living children. (Source: Williams Obstetrics, 25th edition, Chapter 3, page 47)</w:t>
-      </w:r>
-    </w:p>
-    <w:p>
-      <w:pPr>
-        <w:spacing w:after="0" w:before="0"/>
-      </w:pPr>
-      <w:r>
-        <w:rPr>
-          <w:b w:val="0"/>
-          <w:sz w:val="20"/>
-        </w:rPr>
-        <w:t>Positive Marks: 1</w:t>
-      </w:r>
-    </w:p>
-    <w:p>
-      <w:pPr>
-        <w:spacing w:after="160" w:before="0"/>
-      </w:pPr>
-      <w:r>
-        <w:rPr>
-          <w:b w:val="0"/>
-          <w:sz w:val="20"/>
-        </w:rPr>
-        <w:t>Negative Marks: 0.25</w:t>
-      </w:r>
-    </w:p>
-    <w:p>
-      <w:pPr>
-        <w:spacing w:after="20" w:before="120"/>
-      </w:pPr>
-      <w:r>
-        <w:rPr>
-          <w:b/>
-          <w:sz w:val="22"/>
-        </w:rPr>
-        <w:t>Question: A child with severe dehydration is receiving IV fluids. Which finding indicates that rehydration is effective?</w:t>
-      </w:r>
-    </w:p>
-    <w:p>
-      <w:pPr>
-        <w:spacing w:after="0" w:before="0"/>
-      </w:pPr>
-      <w:r>
-        <w:rPr>
-          <w:b w:val="0"/>
-          <w:sz w:val="22"/>
-        </w:rPr>
-        <w:t>(a) Skin turgor remains poor</w:t>
-      </w:r>
-    </w:p>
-    <w:p>
-      <w:pPr>
-        <w:spacing w:after="0" w:before="0"/>
-      </w:pPr>
-      <w:r>
-        <w:rPr>
-          <w:b w:val="0"/>
-          <w:sz w:val="22"/>
-        </w:rPr>
-        <w:t>(b) Capillary refill of 5 seconds</w:t>
-      </w:r>
-    </w:p>
-    <w:p>
-      <w:pPr>
-        <w:spacing w:after="0" w:before="0"/>
-      </w:pPr>
-      <w:r>
-        <w:rPr>
-          <w:b w:val="0"/>
-          <w:sz w:val="22"/>
-        </w:rPr>
-        <w:t>(c) Sunken eyes persist</w:t>
-      </w:r>
-    </w:p>
-    <w:p>
-      <w:pPr>
-        <w:spacing w:after="0" w:before="0"/>
-      </w:pPr>
-      <w:r>
-        <w:rPr>
-          <w:b w:val="0"/>
-          <w:sz w:val="22"/>
-        </w:rPr>
-        <w:t>(d) Urine output of 2 mL/kg/hour</w:t>
-      </w:r>
-    </w:p>
-    <w:p>
-      <w:pPr>
-        <w:spacing w:after="0" w:before="40"/>
-      </w:pPr>
-      <w:r>
-        <w:rPr>
-          <w:b/>
-          <w:sz w:val="22"/>
-        </w:rPr>
-        <w:t>Answer: d</w:t>
-      </w:r>
-    </w:p>
-    <w:p>
-      <w:pPr>
-        <w:spacing w:after="0" w:before="0"/>
-      </w:pPr>
-      <w:r>
-        <w:rPr>
-          <w:b w:val="0"/>
-          <w:sz w:val="21"/>
-        </w:rPr>
-        <w:t>Solution: Adequate urine output (≥1-2 mL/kg/hr) is the most reliable indicator of restored perfusion; the other findings show continued dehydration.</w:t>
-      </w:r>
-    </w:p>
-    <w:p>
-      <w:pPr>
-        <w:spacing w:after="0" w:before="0"/>
-      </w:pPr>
-      <w:r>
-        <w:rPr>
-          <w:b w:val="0"/>
-          <w:sz w:val="20"/>
-        </w:rPr>
-        <w:t>Positive Marks: 1</w:t>
-      </w:r>
-    </w:p>
-    <w:p>
-      <w:pPr>
-        <w:spacing w:after="160" w:before="0"/>
-      </w:pPr>
-      <w:r>
-        <w:rPr>
-          <w:b w:val="0"/>
-          <w:sz w:val="20"/>
-        </w:rPr>
-        <w:t>Negative Marks: 0.25</w:t>
-      </w:r>
-    </w:p>
-    <w:p>
-      <w:pPr>
-        <w:spacing w:after="20" w:before="120"/>
-      </w:pPr>
-      <w:r>
-        <w:rPr>
-          <w:b/>
-          <w:sz w:val="22"/>
-        </w:rPr>
-        <w:t>Question: Following patient death, the subjective emotional and psychological process experienced by surviving loved ones is called</w:t>
-      </w:r>
-    </w:p>
-    <w:p>
-      <w:pPr>
-        <w:spacing w:after="0" w:before="0"/>
-      </w:pPr>
-      <w:r>
-        <w:rPr>
-          <w:b w:val="0"/>
-          <w:sz w:val="22"/>
-        </w:rPr>
-        <w:t>(a) Bereavement</w:t>
-      </w:r>
-    </w:p>
-    <w:p>
-      <w:pPr>
-        <w:spacing w:after="0" w:before="0"/>
-      </w:pPr>
-      <w:r>
-        <w:rPr>
-          <w:b w:val="0"/>
-          <w:sz w:val="22"/>
-        </w:rPr>
-        <w:t>(b) Mourning</w:t>
-      </w:r>
-    </w:p>
-    <w:p>
-      <w:pPr>
-        <w:spacing w:after="0" w:before="0"/>
-      </w:pPr>
-      <w:r>
-        <w:rPr>
-          <w:b w:val="0"/>
-          <w:sz w:val="22"/>
-        </w:rPr>
-        <w:t>(c) Compliance</w:t>
-      </w:r>
-    </w:p>
-    <w:p>
-      <w:pPr>
-        <w:spacing w:after="0" w:before="0"/>
-      </w:pPr>
-      <w:r>
-        <w:rPr>
-          <w:b w:val="0"/>
-          <w:sz w:val="22"/>
-        </w:rPr>
-        <w:t>(d) Grief</w:t>
-      </w:r>
-    </w:p>
-    <w:p>
-      <w:pPr>
-        <w:spacing w:after="0" w:before="40"/>
-      </w:pPr>
-      <w:r>
-        <w:rPr>
-          <w:b/>
-          <w:sz w:val="22"/>
-        </w:rPr>
-        <w:t>Answer: d</w:t>
-      </w:r>
-    </w:p>
-    <w:p>
-      <w:pPr>
-        <w:spacing w:after="0" w:before="0"/>
-      </w:pPr>
-      <w:r>
-        <w:rPr>
-          <w:b w:val="0"/>
-          <w:sz w:val="21"/>
-        </w:rPr>
-        <w:t>Solution: Grief is the intense subjective emotional response experienced in reaction to a significant loss or death.</w:t>
-      </w:r>
-    </w:p>
-    <w:p>
-      <w:pPr>
-        <w:spacing w:after="0" w:before="0"/>
-      </w:pPr>
-      <w:r>
-        <w:rPr>
-          <w:b w:val="0"/>
-          <w:sz w:val="20"/>
-        </w:rPr>
-        <w:t>Positive Marks: 1</w:t>
-      </w:r>
-    </w:p>
-    <w:p>
-      <w:pPr>
-        <w:spacing w:after="160" w:before="0"/>
-      </w:pPr>
-      <w:r>
-        <w:rPr>
-          <w:b w:val="0"/>
-          <w:sz w:val="20"/>
-        </w:rPr>
-        <w:t>Negative Marks: 0.25</w:t>
-      </w:r>
-    </w:p>
-    <w:p>
-      <w:pPr>
-        <w:spacing w:after="20" w:before="120"/>
-      </w:pPr>
-      <w:r>
-        <w:rPr>
-          <w:b/>
-          <w:sz w:val="22"/>
-        </w:rPr>
-        <w:t>Question: Cidex is the trade name for which high-level disinfectant solution?</w:t>
-      </w:r>
-    </w:p>
-    <w:p>
-      <w:pPr>
-        <w:spacing w:after="0" w:before="0"/>
-      </w:pPr>
-      <w:r>
-        <w:rPr>
-          <w:b w:val="0"/>
-          <w:sz w:val="22"/>
-        </w:rPr>
-        <w:t>(a) Formaldehyde</w:t>
-      </w:r>
-    </w:p>
-    <w:p>
-      <w:pPr>
-        <w:spacing w:after="0" w:before="0"/>
-      </w:pPr>
-      <w:r>
-        <w:rPr>
-          <w:b w:val="0"/>
-          <w:sz w:val="22"/>
-        </w:rPr>
-        <w:t>(b) Isopropyl alcohol</w:t>
-      </w:r>
-    </w:p>
-    <w:p>
-      <w:pPr>
-        <w:spacing w:after="0" w:before="0"/>
-      </w:pPr>
-      <w:r>
-        <w:rPr>
-          <w:b w:val="0"/>
-          <w:sz w:val="22"/>
-        </w:rPr>
-        <w:t>(c) Ammonium chloride</w:t>
-      </w:r>
-    </w:p>
-    <w:p>
-      <w:pPr>
-        <w:spacing w:after="0" w:before="0"/>
-      </w:pPr>
-      <w:r>
-        <w:rPr>
-          <w:b w:val="0"/>
-          <w:sz w:val="22"/>
-        </w:rPr>
-        <w:t>(d) 2% Glutaraldehyde</w:t>
-      </w:r>
-    </w:p>
-    <w:p>
-      <w:pPr>
-        <w:spacing w:after="0" w:before="40"/>
-      </w:pPr>
-      <w:r>
-        <w:rPr>
-          <w:b/>
-          <w:sz w:val="22"/>
-        </w:rPr>
-        <w:t>Answer: d</w:t>
-      </w:r>
-    </w:p>
-    <w:p>
-      <w:pPr>
-        <w:spacing w:after="0" w:before="0"/>
-      </w:pPr>
-      <w:r>
-        <w:rPr>
-          <w:b w:val="0"/>
-          <w:sz w:val="21"/>
-        </w:rPr>
-        <w:t>Solution: Cidex contains 2% Glutaraldehyde, widely used for high-level cold disinfection of endoscopes, laparoscopes, and heat-sensitive instruments.</w:t>
-      </w:r>
-    </w:p>
-    <w:p>
-      <w:pPr>
-        <w:spacing w:after="0" w:before="0"/>
-      </w:pPr>
-      <w:r>
-        <w:rPr>
-          <w:b w:val="0"/>
-          <w:sz w:val="20"/>
-        </w:rPr>
-        <w:t>Positive Marks: 1</w:t>
-      </w:r>
-    </w:p>
-    <w:p>
-      <w:pPr>
-        <w:spacing w:after="160" w:before="0"/>
-      </w:pPr>
-      <w:r>
-        <w:rPr>
-          <w:b w:val="0"/>
-          <w:sz w:val="20"/>
-        </w:rPr>
-        <w:t>Negative Marks: 0.25</w:t>
-      </w:r>
-    </w:p>
-    <w:p>
-      <w:pPr>
-        <w:spacing w:after="20" w:before="120"/>
-      </w:pPr>
-      <w:r>
-        <w:rPr>
-          <w:b/>
-          <w:sz w:val="22"/>
-        </w:rPr>
-        <w:t>Question: The therapy that involves the patient expressing thoughts freely without censorship is:</w:t>
-      </w:r>
-    </w:p>
-    <w:p>
-      <w:pPr>
-        <w:spacing w:after="0" w:before="0"/>
-      </w:pPr>
-      <w:r>
-        <w:rPr>
-          <w:b w:val="0"/>
-          <w:sz w:val="22"/>
-        </w:rPr>
-        <w:t>(a) Cognitive therapy</w:t>
-      </w:r>
-    </w:p>
-    <w:p>
-      <w:pPr>
-        <w:spacing w:after="0" w:before="0"/>
-      </w:pPr>
-      <w:r>
-        <w:rPr>
-          <w:b w:val="0"/>
-          <w:sz w:val="22"/>
-        </w:rPr>
-        <w:t>(b) Free association (psychoanalysis)</w:t>
-      </w:r>
-    </w:p>
-    <w:p>
-      <w:pPr>
-        <w:spacing w:after="0" w:before="0"/>
-      </w:pPr>
-      <w:r>
-        <w:rPr>
-          <w:b w:val="0"/>
-          <w:sz w:val="22"/>
-        </w:rPr>
-        <w:t>(c) Milieu therapy</w:t>
-      </w:r>
-    </w:p>
-    <w:p>
-      <w:pPr>
-        <w:spacing w:after="0" w:before="0"/>
-      </w:pPr>
-      <w:r>
-        <w:rPr>
-          <w:b w:val="0"/>
-          <w:sz w:val="22"/>
-        </w:rPr>
-        <w:t>(d) Behaviour therapy</w:t>
-      </w:r>
-    </w:p>
-    <w:p>
-      <w:pPr>
-        <w:spacing w:after="0" w:before="40"/>
-      </w:pPr>
-      <w:r>
-        <w:rPr>
-          <w:b/>
-          <w:sz w:val="22"/>
-        </w:rPr>
-        <w:t>Answer: b</w:t>
-      </w:r>
-    </w:p>
-    <w:p>
-      <w:pPr>
-        <w:spacing w:after="0" w:before="0"/>
-      </w:pPr>
-      <w:r>
-        <w:rPr>
-          <w:b w:val="0"/>
-          <w:sz w:val="21"/>
-        </w:rPr>
-        <w:t>Solution: Free association is a psychoanalytic technique where the patient speaks whatever comes to mind.</w:t>
-      </w:r>
-    </w:p>
-    <w:p>
-      <w:pPr>
-        <w:spacing w:after="0" w:before="0"/>
-      </w:pPr>
-      <w:r>
-        <w:rPr>
-          <w:b w:val="0"/>
-          <w:sz w:val="20"/>
-        </w:rPr>
-        <w:t>Positive Marks: 1</w:t>
-      </w:r>
-    </w:p>
-    <w:p>
-      <w:pPr>
-        <w:spacing w:after="160" w:before="0"/>
-      </w:pPr>
-      <w:r>
-        <w:rPr>
-          <w:b w:val="0"/>
-          <w:sz w:val="20"/>
-        </w:rPr>
-        <w:t>Negative Marks: 0.25</w:t>
-      </w:r>
-    </w:p>
-    <w:p>
-      <w:pPr>
-        <w:spacing w:after="20" w:before="120"/>
-      </w:pPr>
-      <w:r>
-        <w:rPr>
-          <w:b/>
-          <w:sz w:val="22"/>
-        </w:rPr>
-        <w:t>Question: Most common symptom of alcohol withdrawal is:</w:t>
-      </w:r>
-    </w:p>
-    <w:p>
-      <w:pPr>
-        <w:spacing w:after="0" w:before="0"/>
-      </w:pPr>
-      <w:r>
-        <w:rPr>
-          <w:b w:val="0"/>
-          <w:sz w:val="22"/>
-        </w:rPr>
-        <w:t>(a) Rhinorrhea</w:t>
-      </w:r>
-    </w:p>
-    <w:p>
-      <w:pPr>
-        <w:spacing w:after="0" w:before="0"/>
-      </w:pPr>
-      <w:r>
-        <w:rPr>
-          <w:b w:val="0"/>
-          <w:sz w:val="22"/>
-        </w:rPr>
-        <w:t>(b) Tremor</w:t>
-      </w:r>
-    </w:p>
-    <w:p>
-      <w:pPr>
-        <w:spacing w:after="0" w:before="0"/>
-      </w:pPr>
-      <w:r>
-        <w:rPr>
-          <w:b w:val="0"/>
-          <w:sz w:val="22"/>
-        </w:rPr>
-        <w:t>(c) Bodyache</w:t>
-      </w:r>
-    </w:p>
-    <w:p>
-      <w:pPr>
-        <w:spacing w:after="0" w:before="0"/>
-      </w:pPr>
-      <w:r>
-        <w:rPr>
-          <w:b w:val="0"/>
-          <w:sz w:val="22"/>
-        </w:rPr>
-        <w:t>(d) Diarrhea</w:t>
-      </w:r>
-    </w:p>
-    <w:p>
-      <w:pPr>
-        <w:spacing w:after="0" w:before="40"/>
-      </w:pPr>
-      <w:r>
-        <w:rPr>
-          <w:b/>
-          <w:sz w:val="22"/>
-        </w:rPr>
-        <w:t>Answer: b</w:t>
-      </w:r>
-    </w:p>
-    <w:p>
-      <w:pPr>
-        <w:spacing w:after="0" w:before="0"/>
-      </w:pPr>
-      <w:r>
-        <w:rPr>
-          <w:b w:val="0"/>
-          <w:sz w:val="21"/>
-        </w:rPr>
-        <w:t>Solution: Tremor is the most common symptom of alcohol withdrawal.</w:t>
-      </w:r>
-    </w:p>
-    <w:p>
-      <w:pPr>
-        <w:spacing w:after="0" w:before="0"/>
-      </w:pPr>
-      <w:r>
-        <w:rPr>
-          <w:b w:val="0"/>
-          <w:sz w:val="20"/>
-        </w:rPr>
-        <w:t>Positive Marks: 1</w:t>
-      </w:r>
-    </w:p>
-    <w:p>
-      <w:pPr>
-        <w:spacing w:after="160" w:before="0"/>
-      </w:pPr>
-      <w:r>
-        <w:rPr>
-          <w:b w:val="0"/>
-          <w:sz w:val="20"/>
-        </w:rPr>
-        <w:t>Negative Marks: 0.25</w:t>
-      </w:r>
-    </w:p>
-    <w:p>
-      <w:pPr>
-        <w:spacing w:after="20" w:before="120"/>
-      </w:pPr>
-      <w:r>
-        <w:rPr>
-          <w:b/>
-          <w:sz w:val="22"/>
-        </w:rPr>
-        <w:t>Question: A nursing officer posted in OT, he anticipates that which test used to take breast biopsy?</w:t>
-      </w:r>
-    </w:p>
-    <w:p>
-      <w:pPr>
-        <w:spacing w:after="0" w:before="0"/>
-      </w:pPr>
-      <w:r>
-        <w:rPr>
-          <w:b w:val="0"/>
-          <w:sz w:val="22"/>
-        </w:rPr>
-        <w:t>(a) Bronchoscope</w:t>
-      </w:r>
-    </w:p>
-    <w:p>
-      <w:pPr>
-        <w:spacing w:after="0" w:before="0"/>
-      </w:pPr>
-      <w:r>
-        <w:rPr>
-          <w:b w:val="0"/>
-          <w:sz w:val="22"/>
-        </w:rPr>
-        <w:t>(b) Laparoscope</w:t>
-      </w:r>
-    </w:p>
-    <w:p>
-      <w:pPr>
-        <w:spacing w:after="0" w:before="0"/>
-      </w:pPr>
-      <w:r>
-        <w:rPr>
-          <w:b w:val="0"/>
-          <w:sz w:val="22"/>
-        </w:rPr>
-        <w:t>(c) USG</w:t>
-      </w:r>
-    </w:p>
-    <w:p>
-      <w:pPr>
-        <w:spacing w:after="0" w:before="0"/>
-      </w:pPr>
-      <w:r>
-        <w:rPr>
-          <w:b w:val="0"/>
-          <w:sz w:val="22"/>
-        </w:rPr>
-        <w:t>(d) Laryngoscopy</w:t>
-      </w:r>
-    </w:p>
-    <w:p>
-      <w:pPr>
-        <w:spacing w:after="0" w:before="40"/>
-      </w:pPr>
-      <w:r>
-        <w:rPr>
-          <w:b/>
-          <w:sz w:val="22"/>
-        </w:rPr>
-        <w:t>Answer: c</w:t>
-      </w:r>
-    </w:p>
-    <w:p>
-      <w:pPr>
-        <w:spacing w:after="0" w:before="0"/>
-      </w:pPr>
-      <w:r>
-        <w:rPr>
-          <w:b w:val="0"/>
-          <w:sz w:val="21"/>
-        </w:rPr>
-        <w:t>Solution: The test commonly used to perform a breast biopsy is ultrasound (USG) (option A). Ultrasound-guided breast biopsy is a minimally invasive procedure that uses ultrasound imaging to precisely locate and guide the biopsy needle into the suspicious area of the breast. This technique allows for accurate sampling of breast tissue for diagnostic purposes. It is often used when there is a suspicious lump or abnormality detected on a mammogram or clinical examination. The use of ultrasound guidance enhances the accuracy and safety of the biopsy procedure.</w:t>
-      </w:r>
-    </w:p>
-    <w:p>
-      <w:pPr>
-        <w:spacing w:after="0" w:before="0"/>
-      </w:pPr>
-      <w:r>
-        <w:rPr>
-          <w:b w:val="0"/>
-          <w:sz w:val="20"/>
-        </w:rPr>
-        <w:t>Positive Marks: 1</w:t>
-      </w:r>
-    </w:p>
-    <w:p>
-      <w:pPr>
-        <w:spacing w:after="160" w:before="0"/>
-      </w:pPr>
-      <w:r>
-        <w:rPr>
-          <w:b w:val="0"/>
-          <w:sz w:val="20"/>
-        </w:rPr>
-        <w:t>Negative Marks: 0.25</w:t>
-      </w:r>
-    </w:p>
-    <w:p>
-      <w:pPr>
-        <w:spacing w:after="20" w:before="120"/>
-      </w:pPr>
-      <w:r>
-        <w:rPr>
-          <w:b/>
-          <w:sz w:val="22"/>
-        </w:rPr>
-        <w:t>Question: Which of the following is an example of a gateway substance for substance abuse?</w:t>
-      </w:r>
-    </w:p>
-    <w:p>
-      <w:pPr>
-        <w:spacing w:after="0" w:before="0"/>
-      </w:pPr>
-      <w:r>
-        <w:rPr>
-          <w:b w:val="0"/>
-          <w:sz w:val="22"/>
-        </w:rPr>
-        <w:t>(a) Smoking</w:t>
-      </w:r>
-    </w:p>
-    <w:p>
-      <w:pPr>
-        <w:spacing w:after="0" w:before="0"/>
-      </w:pPr>
-      <w:r>
-        <w:rPr>
-          <w:b w:val="0"/>
-          <w:sz w:val="22"/>
-        </w:rPr>
-        <w:t>(b) Alcohol</w:t>
-      </w:r>
-    </w:p>
-    <w:p>
-      <w:pPr>
-        <w:spacing w:after="0" w:before="0"/>
-      </w:pPr>
-      <w:r>
-        <w:rPr>
-          <w:b w:val="0"/>
-          <w:sz w:val="22"/>
-        </w:rPr>
-        <w:t>(c) Cannabis</w:t>
-      </w:r>
-    </w:p>
-    <w:p>
-      <w:pPr>
-        <w:spacing w:after="0" w:before="0"/>
-      </w:pPr>
-      <w:r>
-        <w:rPr>
-          <w:b w:val="0"/>
-          <w:sz w:val="22"/>
-        </w:rPr>
-        <w:t>(d) All of the above</w:t>
-      </w:r>
-    </w:p>
-    <w:p>
-      <w:pPr>
-        <w:spacing w:after="0" w:before="40"/>
-      </w:pPr>
-      <w:r>
-        <w:rPr>
-          <w:b/>
-          <w:sz w:val="22"/>
-        </w:rPr>
-        <w:t>Answer: d</w:t>
-      </w:r>
-    </w:p>
-    <w:p>
-      <w:pPr>
-        <w:spacing w:after="0" w:before="0"/>
-      </w:pPr>
-      <w:r>
-        <w:rPr>
-          <w:b w:val="0"/>
-          <w:sz w:val="21"/>
-        </w:rPr>
-        <w:t>Solution: The gateway theory of substance abuse suggests that the use of certain substances can act as a gateway or entry point to the use of other, potentially more harmful substances. In the context of substance abuse, the examples provided in option D, which include smoking, alcohol, and cannabis, are all considered potential gateways to further substance abuse. The use of these substances may lead to increased tolerance, exposure to new social settings, or a desire for stronger effects, which can ultimately lead individuals to experiment with or progress to the use of other substances. It is important to address substance abuse and provide appropriate education, prevention, and intervention strategies to reduce the risk of gateway progression</w:t>
-      </w:r>
-    </w:p>
-    <w:p>
-      <w:pPr>
-        <w:spacing w:after="0" w:before="0"/>
-      </w:pPr>
-      <w:r>
-        <w:rPr>
-          <w:b w:val="0"/>
-          <w:sz w:val="20"/>
-        </w:rPr>
-        <w:t>Positive Marks: 1</w:t>
-      </w:r>
-    </w:p>
-    <w:p>
-      <w:pPr>
-        <w:spacing w:after="160" w:before="0"/>
-      </w:pPr>
-      <w:r>
-        <w:rPr>
-          <w:b w:val="0"/>
-          <w:sz w:val="20"/>
-        </w:rPr>
-        <w:t>Negative Marks: 0.25</w:t>
-      </w:r>
-    </w:p>
-    <w:p>
-      <w:pPr>
-        <w:spacing w:after="20" w:before="120"/>
-      </w:pPr>
-      <w:r>
-        <w:rPr>
-          <w:b/>
-          <w:sz w:val="22"/>
-        </w:rPr>
-        <w:t>Question: Which of the following findings suggests worsening condition or severe symptoms of dengue, excluding others?</w:t>
-      </w:r>
-    </w:p>
-    <w:p>
-      <w:pPr>
-        <w:spacing w:after="0" w:before="0"/>
-      </w:pPr>
-      <w:r>
-        <w:rPr>
-          <w:b w:val="0"/>
-          <w:sz w:val="22"/>
-        </w:rPr>
-        <w:t>(a) Severe Abdominal pain</w:t>
-      </w:r>
-    </w:p>
-    <w:p>
-      <w:pPr>
-        <w:spacing w:after="0" w:before="0"/>
-      </w:pPr>
-      <w:r>
-        <w:rPr>
-          <w:b w:val="0"/>
-          <w:sz w:val="22"/>
-        </w:rPr>
-        <w:t>(b) Persistent vomiting</w:t>
-      </w:r>
-    </w:p>
-    <w:p>
-      <w:pPr>
-        <w:spacing w:after="0" w:before="0"/>
-      </w:pPr>
-      <w:r>
-        <w:rPr>
-          <w:b w:val="0"/>
-          <w:sz w:val="22"/>
-        </w:rPr>
-        <w:t>(c) High grade fever</w:t>
-      </w:r>
-    </w:p>
-    <w:p>
-      <w:pPr>
-        <w:spacing w:after="0" w:before="0"/>
-      </w:pPr>
-      <w:r>
-        <w:rPr>
-          <w:b w:val="0"/>
-          <w:sz w:val="22"/>
-        </w:rPr>
-        <w:t>(d) Blood in vomit or stool</w:t>
-      </w:r>
-    </w:p>
-    <w:p>
-      <w:pPr>
-        <w:spacing w:after="0" w:before="40"/>
-      </w:pPr>
-      <w:r>
-        <w:rPr>
-          <w:b/>
-          <w:sz w:val="22"/>
-        </w:rPr>
-        <w:t>Answer: c</w:t>
-      </w:r>
-    </w:p>
-    <w:p>
-      <w:pPr>
-        <w:spacing w:after="0" w:before="0"/>
-      </w:pPr>
-      <w:r>
-        <w:rPr>
-          <w:b w:val="0"/>
-          <w:sz w:val="21"/>
-        </w:rPr>
-        <w:t>Solution: Warning signs of severe dengue include severe abdominal pain, persistent vomiting, mucosal bleeding (blood in vomit or stool), lethargy and fluid accumulation; high-grade fever alone is a general symptom and is not a warning sign.</w:t>
-      </w:r>
-    </w:p>
-    <w:p>
-      <w:pPr>
-        <w:spacing w:after="0" w:before="0"/>
-      </w:pPr>
-      <w:r>
-        <w:rPr>
-          <w:b w:val="0"/>
-          <w:sz w:val="20"/>
-        </w:rPr>
-        <w:t>Positive Marks: 1</w:t>
-      </w:r>
-    </w:p>
-    <w:p>
-      <w:pPr>
-        <w:spacing w:after="160" w:before="0"/>
-      </w:pPr>
-      <w:r>
-        <w:rPr>
-          <w:b w:val="0"/>
-          <w:sz w:val="20"/>
-        </w:rPr>
-        <w:t>Negative Marks: 0.25</w:t>
-      </w:r>
-    </w:p>
-    <w:p>
-      <w:pPr>
-        <w:spacing w:after="20" w:before="120"/>
-      </w:pPr>
-      <w:r>
-        <w:rPr>
-          <w:b/>
-          <w:sz w:val="22"/>
-        </w:rPr>
-        <w:t>Question: A pregnant client asks when she will first feel fetal movements (quickening). Which range is correct for a primigravida?</w:t>
-      </w:r>
-    </w:p>
-    <w:p>
-      <w:pPr>
-        <w:spacing w:after="0" w:before="0"/>
-      </w:pPr>
-      <w:r>
-        <w:rPr>
-          <w:b w:val="0"/>
-          <w:sz w:val="22"/>
-        </w:rPr>
-        <w:t>(a) 6–8 weeks</w:t>
-      </w:r>
-    </w:p>
-    <w:p>
-      <w:pPr>
-        <w:spacing w:after="0" w:before="0"/>
-      </w:pPr>
-      <w:r>
-        <w:rPr>
-          <w:b w:val="0"/>
-          <w:sz w:val="22"/>
-        </w:rPr>
-        <w:t>(b) 10–12 weeks</w:t>
-      </w:r>
-    </w:p>
-    <w:p>
-      <w:pPr>
-        <w:spacing w:after="0" w:before="0"/>
-      </w:pPr>
-      <w:r>
-        <w:rPr>
-          <w:b w:val="0"/>
-          <w:sz w:val="22"/>
-        </w:rPr>
-        <w:t>(c) 8–10 weeks</w:t>
-      </w:r>
-    </w:p>
-    <w:p>
-      <w:pPr>
-        <w:spacing w:after="0" w:before="0"/>
-      </w:pPr>
-      <w:r>
-        <w:rPr>
-          <w:b w:val="0"/>
-          <w:sz w:val="22"/>
-        </w:rPr>
-        <w:t>(d) 14–18 weeks</w:t>
-      </w:r>
-    </w:p>
-    <w:p>
-      <w:pPr>
-        <w:spacing w:after="0" w:before="40"/>
-      </w:pPr>
-      <w:r>
-        <w:rPr>
-          <w:b/>
-          <w:sz w:val="22"/>
-        </w:rPr>
-        <w:t>Answer: d</w:t>
-      </w:r>
-    </w:p>
-    <w:p>
-      <w:pPr>
-        <w:spacing w:after="0" w:before="0"/>
-      </w:pPr>
-      <w:r>
-        <w:rPr>
-          <w:b w:val="0"/>
-          <w:sz w:val="21"/>
-        </w:rPr>
-        <w:t>Solution: Quickening (first perception of fetal movements) is usually felt between 16 and 20 weeks - around 18 weeks in a primigravida (14-18 weeks is the best fit).</w:t>
-      </w:r>
-    </w:p>
-    <w:p>
-      <w:pPr>
-        <w:spacing w:after="0" w:before="0"/>
-      </w:pPr>
-      <w:r>
-        <w:rPr>
-          <w:b w:val="0"/>
-          <w:sz w:val="20"/>
-        </w:rPr>
-        <w:t>Positive Marks: 1</w:t>
-      </w:r>
-    </w:p>
-    <w:p>
-      <w:pPr>
-        <w:spacing w:after="160" w:before="0"/>
-      </w:pPr>
-      <w:r>
-        <w:rPr>
-          <w:b w:val="0"/>
-          <w:sz w:val="20"/>
-        </w:rPr>
-        <w:t>Negative Marks: 0.25</w:t>
-      </w:r>
-    </w:p>
-    <w:p>
-      <w:pPr>
-        <w:spacing w:after="20" w:before="120"/>
-      </w:pPr>
-      <w:r>
-        <w:rPr>
-          <w:b/>
-          <w:sz w:val="22"/>
-        </w:rPr>
-        <w:t>Question: If bus related to bus depo then aeroplane is related to?</w:t>
-      </w:r>
-    </w:p>
-    <w:p>
-      <w:pPr>
-        <w:spacing w:after="0" w:before="0"/>
-      </w:pPr>
-      <w:r>
-        <w:rPr>
-          <w:b w:val="0"/>
-          <w:sz w:val="22"/>
-        </w:rPr>
-        <w:t>(a) Hangar</w:t>
-      </w:r>
-    </w:p>
-    <w:p>
-      <w:pPr>
-        <w:spacing w:after="0" w:before="0"/>
-      </w:pPr>
-      <w:r>
-        <w:rPr>
-          <w:b w:val="0"/>
-          <w:sz w:val="22"/>
-        </w:rPr>
-        <w:t>(b) Garage</w:t>
-      </w:r>
-    </w:p>
-    <w:p>
-      <w:pPr>
-        <w:spacing w:after="0" w:before="0"/>
-      </w:pPr>
-      <w:r>
-        <w:rPr>
-          <w:b w:val="0"/>
-          <w:sz w:val="22"/>
-        </w:rPr>
-        <w:t>(c) Yard</w:t>
-      </w:r>
-    </w:p>
-    <w:p>
-      <w:pPr>
-        <w:spacing w:after="0" w:before="0"/>
-      </w:pPr>
-      <w:r>
-        <w:rPr>
-          <w:b w:val="0"/>
-          <w:sz w:val="22"/>
-        </w:rPr>
-        <w:t>(d) Airport</w:t>
-      </w:r>
-    </w:p>
-    <w:p>
-      <w:pPr>
-        <w:spacing w:after="0" w:before="40"/>
-      </w:pPr>
-      <w:r>
-        <w:rPr>
-          <w:b/>
-          <w:sz w:val="22"/>
-        </w:rPr>
-        <w:t>Answer: a</w:t>
-      </w:r>
-    </w:p>
-    <w:p>
-      <w:pPr>
-        <w:spacing w:after="0" w:before="0"/>
-      </w:pPr>
-      <w:r>
-        <w:rPr>
-          <w:b w:val="0"/>
-          <w:sz w:val="21"/>
-        </w:rPr>
-        <w:t>Solution: If a bus is related to the bus depot, then an airplane is related to a hangar (option D). A bus depot is a designated area where buses are parked, maintained, and serviced. Similarly, an airplane is commonly stored, maintained, and sheltered in a hangar. A hangar is a large structure or building specifically designed to accommodate and protect aircraft. It provides storage, maintenance facilities, and a controlled environment for airplanes. Just as a bus is associated with a bus depot, an airplane is associated with a hangar for proper storage, maintenance, and security.</w:t>
-      </w:r>
-    </w:p>
-    <w:p>
-      <w:pPr>
-        <w:spacing w:after="0" w:before="0"/>
-      </w:pPr>
-      <w:r>
-        <w:rPr>
-          <w:b w:val="0"/>
-          <w:sz w:val="20"/>
-        </w:rPr>
-        <w:t>Positive Marks: 1</w:t>
-      </w:r>
-    </w:p>
-    <w:p>
-      <w:pPr>
-        <w:spacing w:after="160" w:before="0"/>
-      </w:pPr>
-      <w:r>
-        <w:rPr>
-          <w:b w:val="0"/>
-          <w:sz w:val="20"/>
-        </w:rPr>
-        <w:t>Negative Marks: 0.25</w:t>
-      </w:r>
-    </w:p>
-    <w:p>
-      <w:pPr>
-        <w:spacing w:after="20" w:before="120"/>
-      </w:pPr>
-      <w:r>
-        <w:rPr>
-          <w:b/>
-          <w:sz w:val="22"/>
-        </w:rPr>
-        <w:t>Question: Intermittent positive pressure breathing is contraindicated in:</w:t>
-      </w:r>
-    </w:p>
-    <w:p>
-      <w:pPr>
-        <w:spacing w:after="0" w:before="0"/>
-      </w:pPr>
-      <w:r>
-        <w:rPr>
-          <w:b w:val="0"/>
-          <w:sz w:val="22"/>
-        </w:rPr>
-        <w:t>(a) Tracheoesophageal fistula</w:t>
-      </w:r>
-    </w:p>
-    <w:p>
-      <w:pPr>
-        <w:spacing w:after="0" w:before="0"/>
-      </w:pPr>
-      <w:r>
-        <w:rPr>
-          <w:b w:val="0"/>
-          <w:sz w:val="22"/>
-        </w:rPr>
-        <w:t>(b) Pulmonary edema</w:t>
-      </w:r>
-    </w:p>
-    <w:p>
-      <w:pPr>
-        <w:spacing w:after="0" w:before="0"/>
-      </w:pPr>
-      <w:r>
-        <w:rPr>
-          <w:b w:val="0"/>
-          <w:sz w:val="22"/>
-        </w:rPr>
-        <w:t>(c) Asthma</w:t>
-      </w:r>
-    </w:p>
-    <w:p>
-      <w:pPr>
-        <w:spacing w:after="0" w:before="0"/>
-      </w:pPr>
-      <w:r>
-        <w:rPr>
-          <w:b w:val="0"/>
-          <w:sz w:val="22"/>
-        </w:rPr>
-        <w:t>(d) Comatose patient</w:t>
-      </w:r>
-    </w:p>
-    <w:p>
-      <w:pPr>
-        <w:spacing w:after="0" w:before="40"/>
-      </w:pPr>
-      <w:r>
-        <w:rPr>
-          <w:b/>
-          <w:sz w:val="22"/>
-        </w:rPr>
-        <w:t>Answer: a</w:t>
-      </w:r>
-    </w:p>
-    <w:p>
-      <w:pPr>
-        <w:spacing w:after="0" w:before="0"/>
-      </w:pPr>
-      <w:r>
-        <w:rPr>
-          <w:b w:val="0"/>
-          <w:sz w:val="21"/>
-        </w:rPr>
-        <w:t>Solution: IPPB is contraindicated in tracheo-oesophageal fistula (air leaks through the fistula instead of ventilating the lungs).</w:t>
-      </w:r>
-    </w:p>
-    <w:p>
-      <w:pPr>
-        <w:spacing w:after="0" w:before="0"/>
-      </w:pPr>
-      <w:r>
-        <w:rPr>
-          <w:b w:val="0"/>
-          <w:sz w:val="20"/>
-        </w:rPr>
-        <w:t>Positive Marks: 1</w:t>
-      </w:r>
-    </w:p>
-    <w:p>
-      <w:pPr>
-        <w:spacing w:after="160" w:before="0"/>
-      </w:pPr>
-      <w:r>
-        <w:rPr>
-          <w:b w:val="0"/>
-          <w:sz w:val="20"/>
-        </w:rPr>
-        <w:t>Negative Marks: 0.25</w:t>
-      </w:r>
-    </w:p>
-    <w:p>
-      <w:pPr>
-        <w:spacing w:after="20" w:before="120"/>
-      </w:pPr>
-      <w:r>
-        <w:rPr>
-          <w:b/>
-          <w:sz w:val="22"/>
-        </w:rPr>
-        <w:t>Question: Name of the scale for measuring symptoms severity of patients with schizophrenia?</w:t>
-      </w:r>
-    </w:p>
-    <w:p>
-      <w:pPr>
-        <w:spacing w:after="0" w:before="0"/>
-      </w:pPr>
-      <w:r>
-        <w:rPr>
-          <w:b w:val="0"/>
-          <w:sz w:val="22"/>
-        </w:rPr>
-        <w:t>(a) FLACC</w:t>
-      </w:r>
-    </w:p>
-    <w:p>
-      <w:pPr>
-        <w:spacing w:after="0" w:before="0"/>
-      </w:pPr>
-      <w:r>
-        <w:rPr>
-          <w:b w:val="0"/>
-          <w:sz w:val="22"/>
-        </w:rPr>
-        <w:t>(b) PANSS</w:t>
-      </w:r>
-    </w:p>
-    <w:p>
-      <w:pPr>
-        <w:spacing w:after="0" w:before="0"/>
-      </w:pPr>
-      <w:r>
-        <w:rPr>
-          <w:b w:val="0"/>
-          <w:sz w:val="22"/>
-        </w:rPr>
-        <w:t>(c) VAS</w:t>
-      </w:r>
-    </w:p>
-    <w:p>
-      <w:pPr>
-        <w:spacing w:after="0" w:before="0"/>
-      </w:pPr>
-      <w:r>
-        <w:rPr>
-          <w:b w:val="0"/>
-          <w:sz w:val="22"/>
-        </w:rPr>
-        <w:t>(d) NRS</w:t>
-      </w:r>
-    </w:p>
-    <w:p>
-      <w:pPr>
-        <w:spacing w:after="0" w:before="40"/>
-      </w:pPr>
-      <w:r>
-        <w:rPr>
-          <w:b/>
-          <w:sz w:val="22"/>
-        </w:rPr>
-        <w:t>Answer: b</w:t>
-      </w:r>
-    </w:p>
-    <w:p>
-      <w:pPr>
-        <w:spacing w:after="0" w:before="0"/>
-      </w:pPr>
-      <w:r>
-        <w:rPr>
-          <w:b w:val="0"/>
-          <w:sz w:val="21"/>
-        </w:rPr>
-        <w:t>Solution: The Positive and Negative Syndrome Scale (PANSS) is used to measure symptom severity in schizophrenia.</w:t>
-      </w:r>
-    </w:p>
-    <w:p>
-      <w:pPr>
-        <w:spacing w:after="0" w:before="0"/>
-      </w:pPr>
-      <w:r>
-        <w:rPr>
-          <w:b w:val="0"/>
-          <w:sz w:val="20"/>
-        </w:rPr>
-        <w:t>Positive Marks: 1</w:t>
-      </w:r>
-    </w:p>
-    <w:p>
-      <w:pPr>
-        <w:spacing w:after="160" w:before="0"/>
-      </w:pPr>
-      <w:r>
-        <w:rPr>
-          <w:b w:val="0"/>
-          <w:sz w:val="20"/>
-        </w:rPr>
-        <w:t>Negative Marks: 0.25</w:t>
-      </w:r>
-    </w:p>
-    <w:p>
-      <w:pPr>
-        <w:spacing w:after="20" w:before="120"/>
-      </w:pPr>
-      <w:r>
-        <w:rPr>
-          <w:b/>
-          <w:sz w:val="22"/>
-        </w:rPr>
-        <w:t>Question: The correct site for checking the temperature in a comatose patient is:</w:t>
-      </w:r>
-    </w:p>
-    <w:p>
-      <w:pPr>
-        <w:spacing w:after="0" w:before="0"/>
-      </w:pPr>
-      <w:r>
-        <w:rPr>
-          <w:b w:val="0"/>
-          <w:sz w:val="22"/>
-        </w:rPr>
-        <w:t>(a) Rectal</w:t>
-      </w:r>
-    </w:p>
-    <w:p>
-      <w:pPr>
-        <w:spacing w:after="0" w:before="0"/>
-      </w:pPr>
-      <w:r>
-        <w:rPr>
-          <w:b w:val="0"/>
-          <w:sz w:val="22"/>
-        </w:rPr>
-        <w:t>(b) Oral</w:t>
-      </w:r>
-    </w:p>
-    <w:p>
-      <w:pPr>
-        <w:spacing w:after="0" w:before="0"/>
-      </w:pPr>
-      <w:r>
-        <w:rPr>
-          <w:b w:val="0"/>
-          <w:sz w:val="22"/>
-        </w:rPr>
-        <w:t>(c) Axillary</w:t>
-      </w:r>
-    </w:p>
-    <w:p>
-      <w:pPr>
-        <w:spacing w:after="0" w:before="0"/>
-      </w:pPr>
-      <w:r>
-        <w:rPr>
-          <w:b w:val="0"/>
-          <w:sz w:val="22"/>
-        </w:rPr>
-        <w:t>(d) Forehead</w:t>
-      </w:r>
-    </w:p>
-    <w:p>
-      <w:pPr>
-        <w:spacing w:after="0" w:before="40"/>
-      </w:pPr>
-      <w:r>
-        <w:rPr>
-          <w:b/>
-          <w:sz w:val="22"/>
-        </w:rPr>
-        <w:t>Answer: a</w:t>
-      </w:r>
-    </w:p>
-    <w:p>
-      <w:pPr>
-        <w:spacing w:after="0" w:before="0"/>
-      </w:pPr>
-      <w:r>
-        <w:rPr>
-          <w:b w:val="0"/>
-          <w:sz w:val="21"/>
-        </w:rPr>
-        <w:t>Solution: Rectal temperature is used in unconscious patients as it is the most accurate; oral temperature is unsafe in coma.</w:t>
-      </w:r>
-    </w:p>
-    <w:p>
-      <w:pPr>
-        <w:spacing w:after="0" w:before="0"/>
-      </w:pPr>
-      <w:r>
-        <w:rPr>
-          <w:b w:val="0"/>
-          <w:sz w:val="20"/>
-        </w:rPr>
-        <w:t>Positive Marks: 1</w:t>
-      </w:r>
-    </w:p>
-    <w:p>
-      <w:pPr>
-        <w:spacing w:after="160" w:before="0"/>
-      </w:pPr>
-      <w:r>
-        <w:rPr>
-          <w:b w:val="0"/>
-          <w:sz w:val="20"/>
-        </w:rPr>
-        <w:t>Negative Marks: 0.25</w:t>
-      </w:r>
-    </w:p>
-    <w:p>
-      <w:pPr>
-        <w:spacing w:after="20" w:before="120"/>
-      </w:pPr>
-      <w:r>
-        <w:rPr>
-          <w:b/>
-          <w:sz w:val="22"/>
-        </w:rPr>
-        <w:t>Question: The earliest sign of hypoxia is:</w:t>
-      </w:r>
-    </w:p>
-    <w:p>
-      <w:pPr>
-        <w:spacing w:after="0" w:before="0"/>
-      </w:pPr>
-      <w:r>
-        <w:rPr>
-          <w:b w:val="0"/>
-          <w:sz w:val="22"/>
-        </w:rPr>
-        <w:t>(a) Cyanosis</w:t>
-      </w:r>
-    </w:p>
-    <w:p>
-      <w:pPr>
-        <w:spacing w:after="0" w:before="0"/>
-      </w:pPr>
-      <w:r>
-        <w:rPr>
-          <w:b w:val="0"/>
-          <w:sz w:val="22"/>
-        </w:rPr>
-        <w:t>(b) Restlessness and anxiety</w:t>
-      </w:r>
-    </w:p>
-    <w:p>
-      <w:pPr>
-        <w:spacing w:after="0" w:before="0"/>
-      </w:pPr>
-      <w:r>
-        <w:rPr>
-          <w:b w:val="0"/>
-          <w:sz w:val="22"/>
-        </w:rPr>
-        <w:t>(c) Bradycardia</w:t>
-      </w:r>
-    </w:p>
-    <w:p>
-      <w:pPr>
-        <w:spacing w:after="0" w:before="0"/>
-      </w:pPr>
-      <w:r>
-        <w:rPr>
-          <w:b w:val="0"/>
-          <w:sz w:val="22"/>
-        </w:rPr>
-        <w:t>(d) Unconsciousness</w:t>
-      </w:r>
-    </w:p>
-    <w:p>
-      <w:pPr>
-        <w:spacing w:after="0" w:before="40"/>
-      </w:pPr>
-      <w:r>
-        <w:rPr>
-          <w:b/>
-          <w:sz w:val="22"/>
-        </w:rPr>
-        <w:t>Answer: b</w:t>
-      </w:r>
-    </w:p>
-    <w:p>
-      <w:pPr>
-        <w:spacing w:after="0" w:before="0"/>
-      </w:pPr>
-      <w:r>
-        <w:rPr>
-          <w:b w:val="0"/>
-          <w:sz w:val="21"/>
-        </w:rPr>
-        <w:t>Solution: Restlessness and anxiety are early signs of hypoxia; cyanosis appears late.</w:t>
-      </w:r>
-    </w:p>
-    <w:p>
-      <w:pPr>
-        <w:spacing w:after="0" w:before="0"/>
-      </w:pPr>
-      <w:r>
-        <w:rPr>
-          <w:b w:val="0"/>
-          <w:sz w:val="20"/>
-        </w:rPr>
-        <w:t>Positive Marks: 1</w:t>
-      </w:r>
-    </w:p>
-    <w:p>
-      <w:pPr>
-        <w:spacing w:after="160" w:before="0"/>
-      </w:pPr>
-      <w:r>
-        <w:rPr>
-          <w:b w:val="0"/>
-          <w:sz w:val="20"/>
-        </w:rPr>
-        <w:t>Negative Marks: 0.25</w:t>
-      </w:r>
-    </w:p>
-    <w:p>
-      <w:pPr>
-        <w:spacing w:after="20" w:before="120"/>
-      </w:pPr>
-      <w:r>
-        <w:rPr>
-          <w:b/>
-          <w:sz w:val="22"/>
-        </w:rPr>
-        <w:t>Question: Which disinfectant solution is recommended for cleaning COVID-19 patient linen?</w:t>
-      </w:r>
-    </w:p>
-    <w:p>
-      <w:pPr>
-        <w:spacing w:after="0" w:before="0"/>
-      </w:pPr>
-      <w:r>
-        <w:rPr>
-          <w:b w:val="0"/>
-          <w:sz w:val="22"/>
-        </w:rPr>
-        <w:t>(a) 1% Sodium hypochlorite solution</w:t>
-      </w:r>
-    </w:p>
-    <w:p>
-      <w:pPr>
-        <w:spacing w:after="0" w:before="0"/>
-      </w:pPr>
-      <w:r>
-        <w:rPr>
-          <w:b w:val="0"/>
-          <w:sz w:val="22"/>
-        </w:rPr>
-        <w:t>(b) Savlon</w:t>
-      </w:r>
-    </w:p>
-    <w:p>
-      <w:pPr>
-        <w:spacing w:after="0" w:before="0"/>
-      </w:pPr>
-      <w:r>
-        <w:rPr>
-          <w:b w:val="0"/>
-          <w:sz w:val="22"/>
-        </w:rPr>
-        <w:t>(c) Betadine</w:t>
-      </w:r>
-    </w:p>
-    <w:p>
-      <w:pPr>
-        <w:spacing w:after="0" w:before="0"/>
-      </w:pPr>
-      <w:r>
-        <w:rPr>
-          <w:b w:val="0"/>
-          <w:sz w:val="22"/>
-        </w:rPr>
-        <w:t>(d) Alcohol</w:t>
-      </w:r>
-    </w:p>
-    <w:p>
-      <w:pPr>
-        <w:spacing w:after="0" w:before="40"/>
-      </w:pPr>
-      <w:r>
-        <w:rPr>
-          <w:b/>
-          <w:sz w:val="22"/>
-        </w:rPr>
-        <w:t>Answer: a</w:t>
-      </w:r>
-    </w:p>
-    <w:p>
-      <w:pPr>
-        <w:spacing w:after="0" w:before="0"/>
-      </w:pPr>
-      <w:r>
-        <w:rPr>
-          <w:b w:val="0"/>
-          <w:sz w:val="21"/>
-        </w:rPr>
-        <w:t>Solution: According to the Centers for Disease Control and Prevention (CDC), the recommended disinfectant solution for cleaning COVID-19 patient linen is a 1% sodium hypochlorite solution. Sodium hypochlorite, commonly known as bleach, has been proven to be effective against the virus. It is important to follow the manufacturer's instructions for dilution and contact time to ensure proper disinfection. Additionally, personal protective equipment (PPE) should be worn when handling contaminated linen to reduce the risk of transmission.</w:t>
-      </w:r>
-    </w:p>
-    <w:p>
-      <w:pPr>
-        <w:spacing w:after="0" w:before="0"/>
-      </w:pPr>
-      <w:r>
-        <w:rPr>
-          <w:b w:val="0"/>
-          <w:sz w:val="20"/>
-        </w:rPr>
-        <w:t>Positive Marks: 1</w:t>
-      </w:r>
-    </w:p>
-    <w:p>
-      <w:pPr>
-        <w:spacing w:after="160" w:before="0"/>
-      </w:pPr>
-      <w:r>
-        <w:rPr>
-          <w:b w:val="0"/>
-          <w:sz w:val="20"/>
-        </w:rPr>
-        <w:t>Negative Marks: 0.25</w:t>
-      </w:r>
-    </w:p>
-    <w:p>
-      <w:pPr>
-        <w:spacing w:after="20" w:before="120"/>
-      </w:pPr>
-      <w:r>
-        <w:rPr>
-          <w:b/>
-          <w:sz w:val="22"/>
-        </w:rPr>
-        <w:t>Question: Which of the following tests can be used to determine the potency of freeze-dried vaccines?</w:t>
-      </w:r>
-    </w:p>
-    <w:p>
-      <w:pPr>
-        <w:spacing w:after="0" w:before="0"/>
-      </w:pPr>
-      <w:r>
-        <w:rPr>
-          <w:b w:val="0"/>
-          <w:sz w:val="22"/>
-        </w:rPr>
-        <w:t>(a) Shake test</w:t>
-      </w:r>
-    </w:p>
-    <w:p>
-      <w:pPr>
-        <w:spacing w:after="0" w:before="0"/>
-      </w:pPr>
-      <w:r>
-        <w:rPr>
-          <w:b w:val="0"/>
-          <w:sz w:val="22"/>
-        </w:rPr>
-        <w:t>(b) Hable test</w:t>
-      </w:r>
-    </w:p>
-    <w:p>
-      <w:pPr>
-        <w:spacing w:after="0" w:before="0"/>
-      </w:pPr>
-      <w:r>
-        <w:rPr>
-          <w:b w:val="0"/>
-          <w:sz w:val="22"/>
-        </w:rPr>
-        <w:t>(c) Modified hable test</w:t>
-      </w:r>
-    </w:p>
-    <w:p>
-      <w:pPr>
-        <w:spacing w:after="0" w:before="0"/>
-      </w:pPr>
-      <w:r>
-        <w:rPr>
-          <w:b w:val="0"/>
-          <w:sz w:val="22"/>
-        </w:rPr>
-        <w:t>(d) Monteux test</w:t>
-      </w:r>
-    </w:p>
-    <w:p>
-      <w:pPr>
-        <w:spacing w:after="0" w:before="40"/>
-      </w:pPr>
-      <w:r>
-        <w:rPr>
-          <w:b/>
-          <w:sz w:val="22"/>
-        </w:rPr>
-        <w:t>Answer: a</w:t>
-      </w:r>
-    </w:p>
-    <w:p>
-      <w:pPr>
-        <w:spacing w:after="0" w:before="0"/>
-      </w:pPr>
-      <w:r>
-        <w:rPr>
-          <w:b w:val="0"/>
-          <w:sz w:val="21"/>
-        </w:rPr>
-        <w:t>Solution: The correct answer is option (a) - the Shake Test. The Shake Test is used to determine the potency of freeze-dried vaccines. Freeze-dried vaccines are reconstituted with a diluent before administration. The Shake Test involves shaking the reconstituted vaccine to ensure proper mixing and reconstitution. The presence of clumps, aggregates, or particles indicates a loss of potency or compromised vaccine quality. This test is essential to verify the efficacy and stability of freeze-dried vaccines before administration.</w:t>
-      </w:r>
-    </w:p>
-    <w:p>
-      <w:pPr>
-        <w:spacing w:after="0" w:before="0"/>
-      </w:pPr>
-      <w:r>
-        <w:rPr>
-          <w:b w:val="0"/>
-          <w:sz w:val="20"/>
-        </w:rPr>
-        <w:t>Positive Marks: 1</w:t>
-      </w:r>
-    </w:p>
-    <w:p>
-      <w:pPr>
-        <w:spacing w:after="160" w:before="0"/>
-      </w:pPr>
-      <w:r>
-        <w:rPr>
-          <w:b w:val="0"/>
-          <w:sz w:val="20"/>
-        </w:rPr>
-        <w:t>Negative Marks: 0.25</w:t>
-      </w:r>
-    </w:p>
-    <w:p>
-      <w:pPr>
-        <w:spacing w:after="20" w:before="120"/>
-      </w:pPr>
-      <w:r>
-        <w:rPr>
-          <w:b/>
-          <w:sz w:val="22"/>
-        </w:rPr>
-        <w:t>Question: Which of the following is the correct measurement of the oropharyngeal airway?</w:t>
-      </w:r>
-    </w:p>
-    <w:p>
-      <w:pPr>
-        <w:spacing w:after="0" w:before="0"/>
-      </w:pPr>
-      <w:r>
-        <w:rPr>
-          <w:b w:val="0"/>
-          <w:sz w:val="22"/>
-        </w:rPr>
-        <w:t>(a) Targus to angle of mouth or Angle of the mouth to angle of mandible</w:t>
-      </w:r>
-    </w:p>
-    <w:p>
-      <w:pPr>
-        <w:spacing w:after="0" w:before="0"/>
-      </w:pPr>
-      <w:r>
-        <w:rPr>
-          <w:b w:val="0"/>
-          <w:sz w:val="22"/>
-        </w:rPr>
-        <w:t>(b) Corner of mouth and angle of jaw</w:t>
-      </w:r>
-    </w:p>
-    <w:p>
-      <w:pPr>
-        <w:spacing w:after="0" w:before="0"/>
-      </w:pPr>
-      <w:r>
-        <w:rPr>
-          <w:b w:val="0"/>
-          <w:sz w:val="22"/>
-        </w:rPr>
-        <w:t>(c) Tip of nose and angle of mandible</w:t>
-      </w:r>
-    </w:p>
-    <w:p>
-      <w:pPr>
-        <w:spacing w:after="0" w:before="0"/>
-      </w:pPr>
-      <w:r>
-        <w:rPr>
-          <w:b w:val="0"/>
-          <w:sz w:val="22"/>
-        </w:rPr>
-        <w:t>(d) Ala of nose and angle of mandible</w:t>
-      </w:r>
-    </w:p>
-    <w:p>
-      <w:pPr>
-        <w:spacing w:after="0" w:before="40"/>
-      </w:pPr>
-      <w:r>
-        <w:rPr>
-          <w:b/>
-          <w:sz w:val="22"/>
-        </w:rPr>
-        <w:t>Answer: b</w:t>
-      </w:r>
-    </w:p>
-    <w:p>
-      <w:pPr>
-        <w:spacing w:after="0" w:before="0"/>
-      </w:pPr>
-      <w:r>
-        <w:rPr>
-          <w:b w:val="0"/>
-          <w:sz w:val="21"/>
-        </w:rPr>
-        <w:t>Solution: The oropharyngeal airway is measured from the corner of the mouth to the angle of the jaw.</w:t>
-      </w:r>
-    </w:p>
-    <w:p>
-      <w:pPr>
-        <w:spacing w:after="0" w:before="0"/>
-      </w:pPr>
-      <w:r>
-        <w:rPr>
-          <w:b w:val="0"/>
-          <w:sz w:val="20"/>
-        </w:rPr>
-        <w:t>Positive Marks: 1</w:t>
-      </w:r>
-    </w:p>
-    <w:p>
-      <w:pPr>
-        <w:spacing w:after="160" w:before="0"/>
-      </w:pPr>
-      <w:r>
-        <w:rPr>
-          <w:b w:val="0"/>
-          <w:sz w:val="20"/>
-        </w:rPr>
-        <w:t>Negative Marks: 0.25</w:t>
-      </w:r>
-    </w:p>
-    <w:p>
-      <w:pPr>
-        <w:spacing w:after="20" w:before="120"/>
-      </w:pPr>
-      <w:r>
-        <w:rPr>
-          <w:b/>
-          <w:sz w:val="22"/>
-        </w:rPr>
-        <w:t>Question: A schizophrenic client who is experiencing thoughts of having special powers states that I am a messenger from another planet and can rule the earth. The nurse assesses this behavior as:</w:t>
-      </w:r>
-    </w:p>
-    <w:p>
-      <w:pPr>
-        <w:spacing w:after="0" w:before="0"/>
-      </w:pPr>
-      <w:r>
-        <w:rPr>
-          <w:b w:val="0"/>
-          <w:sz w:val="22"/>
-        </w:rPr>
-        <w:t>(a) Ideas of reference</w:t>
-      </w:r>
-    </w:p>
-    <w:p>
-      <w:pPr>
-        <w:spacing w:after="0" w:before="0"/>
-      </w:pPr>
-      <w:r>
-        <w:rPr>
-          <w:b w:val="0"/>
-          <w:sz w:val="22"/>
-        </w:rPr>
-        <w:t>(b) Thought broadcasting</w:t>
-      </w:r>
-    </w:p>
-    <w:p>
-      <w:pPr>
-        <w:spacing w:after="0" w:before="0"/>
-      </w:pPr>
-      <w:r>
-        <w:rPr>
-          <w:b w:val="0"/>
-          <w:sz w:val="22"/>
-        </w:rPr>
-        <w:t>(c) Delusions of persecution</w:t>
-      </w:r>
-    </w:p>
-    <w:p>
-      <w:pPr>
-        <w:spacing w:after="0" w:before="0"/>
-      </w:pPr>
-      <w:r>
-        <w:rPr>
-          <w:b w:val="0"/>
-          <w:sz w:val="22"/>
-        </w:rPr>
-        <w:t>(d) Delusions of grandeur</w:t>
-      </w:r>
-    </w:p>
-    <w:p>
-      <w:pPr>
-        <w:spacing w:after="0" w:before="40"/>
-      </w:pPr>
-      <w:r>
-        <w:rPr>
-          <w:b/>
-          <w:sz w:val="22"/>
-        </w:rPr>
-        <w:t>Answer: d</w:t>
-      </w:r>
-    </w:p>
-    <w:p>
-      <w:pPr>
-        <w:spacing w:after="0" w:before="0"/>
-      </w:pPr>
-      <w:r>
-        <w:rPr>
-          <w:b w:val="0"/>
-          <w:sz w:val="21"/>
-        </w:rPr>
-        <w:t>Solution: The behavior of a schizophrenic client experiencing thoughts of having special powers and stating "I am a messenger from another planet and can rule the earth" is assessed by the nurse as delusions of grandeur. Delusions of grandeur are a type of delusion where the individual has an exaggerated sense of their own importance, power, knowledge, or identity. They may believe they have special abilities or connections to supernatural beings. Delusions of grandeur are common in individuals with schizophrenia and can be challenging to treat.</w:t>
-      </w:r>
-    </w:p>
-    <w:p>
-      <w:pPr>
-        <w:spacing w:after="0" w:before="0"/>
-      </w:pPr>
-      <w:r>
-        <w:rPr>
-          <w:b w:val="0"/>
-          <w:sz w:val="20"/>
-        </w:rPr>
-        <w:t>Positive Marks: 1</w:t>
-      </w:r>
-    </w:p>
-    <w:p>
-      <w:pPr>
-        <w:spacing w:after="160" w:before="0"/>
-      </w:pPr>
-      <w:r>
-        <w:rPr>
-          <w:b w:val="0"/>
-          <w:sz w:val="20"/>
-        </w:rPr>
-        <w:t>Negative Marks: 0.25</w:t>
+      <w:r>
+        <w:t xml:space="preserve">Question: The normal range of serum calcium in an adult is</w:t>
+      </w:r>
+    </w:p>
+    <w:p>
+      <w:r>
+        <w:t xml:space="preserve">(a) 8.5-10.5 mg/dL</w:t>
+      </w:r>
+    </w:p>
+    <w:p>
+      <w:r>
+        <w:t xml:space="preserve">(b) 3.5-5.0 mg/dL</w:t>
+      </w:r>
+    </w:p>
+    <w:p>
+      <w:r>
+        <w:t xml:space="preserve">(c) 20-30 mg/dL</w:t>
+      </w:r>
+    </w:p>
+    <w:p>
+      <w:r>
+        <w:t xml:space="preserve">(d) 135-145 mg/dL</w:t>
+      </w:r>
+    </w:p>
+    <w:p>
+      <w:r>
+        <w:t xml:space="preserve">Answer: a</w:t>
+      </w:r>
+    </w:p>
+    <w:p>
+      <w:r>
+        <w:t xml:space="preserve">Solution: ✅ Correct Answer: a</w:t>
+      </w:r>
+    </w:p>
+    <w:p>
+      <w:r>
+        <w:t xml:space="preserve">🧠 Clinical Rationale: Normal serum calcium is 8.5-10.5 mg/dL — essential for muscle contraction, nerve conduction, and bone health.</w:t>
+      </w:r>
+    </w:p>
+    <w:p>
+      <w:r>
+        <w:t xml:space="preserve">❌ Why Not Other Options?</w:t>
+      </w:r>
+    </w:p>
+    <w:p>
+      <w:r>
+        <w:t xml:space="preserve">(b) — 3.5-5.0 mg/dL is POTASSIUM's range.</w:t>
+      </w:r>
+    </w:p>
+    <w:p>
+      <w:r>
+        <w:t xml:space="preserve">(c) — 20-30 mg/dL is far above any normal electrolyte value.</w:t>
+      </w:r>
+    </w:p>
+    <w:p>
+      <w:r>
+        <w:t xml:space="preserve">(d) — 135-145 mEq/L is SODIUM's range.</w:t>
+      </w:r>
+    </w:p>
+    <w:p>
+      <w:r>
+        <w:t xml:space="preserve">⚠️ Exam Trap: Electrolyte anchors — "Ca 8.5-10.5, K 3.5-5.0, Na 135-145, Mg 1.5-2.5" — the distractors are the OTHER electrolytes' ranges.</w:t>
+      </w:r>
+    </w:p>
+    <w:p>
+      <w:r>
+        <w:t xml:space="preserve">💎 PNC Pearl: "Calcium 8.5-10.5; if an option matches another electrolyte, it's a deliberate swap."</w:t>
+      </w:r>
+    </w:p>
+    <w:p>
+      <w:r>
+        <w:t xml:space="preserve">Positive Marks: 1</w:t>
+      </w:r>
+    </w:p>
+    <w:p>
+      <w:r>
+        <w:t xml:space="preserve">Negative Marks: 0.25</w:t>
+      </w:r>
+    </w:p>
+    <w:p>
+      <w:r>
+        <w:t xml:space="preserve"/>
+      </w:r>
+    </w:p>
+    <w:p>
+      <w:r>
+        <w:t xml:space="preserve">Question: Standard precautions require the nurse to treat the blood and body fluids of</w:t>
+      </w:r>
+    </w:p>
+    <w:p>
+      <w:r>
+        <w:t xml:space="preserve">(a) All patients as potentially infectious</w:t>
+      </w:r>
+    </w:p>
+    <w:p>
+      <w:r>
+        <w:t xml:space="preserve">(b) Only HIV-positive patients</w:t>
+      </w:r>
+    </w:p>
+    <w:p>
+      <w:r>
+        <w:t xml:space="preserve">(c) Only surgical patients</w:t>
+      </w:r>
+    </w:p>
+    <w:p>
+      <w:r>
+        <w:t xml:space="preserve">(d) Only children</w:t>
+      </w:r>
+    </w:p>
+    <w:p>
+      <w:r>
+        <w:t xml:space="preserve">Answer: a</w:t>
+      </w:r>
+    </w:p>
+    <w:p>
+      <w:r>
+        <w:t xml:space="preserve">Solution: ✅ Correct Answer: a</w:t>
+      </w:r>
+    </w:p>
+    <w:p>
+      <w:r>
+        <w:t xml:space="preserve">🧠 Clinical Rationale: Standard precautions assume that ALL patients' blood and body fluids may carry infection — gloves and hygiene are used universally because infection may be unrecognized before testing.</w:t>
+      </w:r>
+    </w:p>
+    <w:p>
+      <w:r>
+        <w:t xml:space="preserve">❌ Why Not Other Options?</w:t>
+      </w:r>
+    </w:p>
+    <w:p>
+      <w:r>
+        <w:t xml:space="preserve">(b) — HIV status alone does not define the need — any patient may carry blood-borne infection.</w:t>
+      </w:r>
+    </w:p>
+    <w:p>
+      <w:r>
+        <w:t xml:space="preserve">(c) — Surgical patients are not the only group needing precautions.</w:t>
+      </w:r>
+    </w:p>
+    <w:p>
+      <w:r>
+        <w:t xml:space="preserve">(d) — Children are not the only group.</w:t>
+      </w:r>
+    </w:p>
+    <w:p>
+      <w:r>
+        <w:t xml:space="preserve">⚠️ Exam Trap: "Standard precautions = for EVERYONE, because infection may be unrecognized" — the 'all patients' rule is the exam answer.</w:t>
+      </w:r>
+    </w:p>
+    <w:p>
+      <w:r>
+        <w:t xml:space="preserve">💎 PNC Pearl: "Treat every body fluid as if it carries something — universal caution, universal safety."</w:t>
+      </w:r>
+    </w:p>
+    <w:p>
+      <w:r>
+        <w:t xml:space="preserve">Positive Marks: 1</w:t>
+      </w:r>
+    </w:p>
+    <w:p>
+      <w:r>
+        <w:t xml:space="preserve">Negative Marks: 0.25</w:t>
+      </w:r>
+    </w:p>
+    <w:p>
+      <w:r>
+        <w:t xml:space="preserve"/>
+      </w:r>
+    </w:p>
+    <w:p>
+      <w:r>
+        <w:t xml:space="preserve">Question: A patient with chronic renal failure and hyperphosphatemia should limit intake of</w:t>
+      </w:r>
+    </w:p>
+    <w:p>
+      <w:r>
+        <w:t xml:space="preserve">(a) Milk, cheese and other dairy products</w:t>
+      </w:r>
+    </w:p>
+    <w:p>
+      <w:r>
+        <w:t xml:space="preserve">(b) Bread and rice</w:t>
+      </w:r>
+    </w:p>
+    <w:p>
+      <w:r>
+        <w:t xml:space="preserve">(c) Sugar and honey</w:t>
+      </w:r>
+    </w:p>
+    <w:p>
+      <w:r>
+        <w:t xml:space="preserve">(d) Boiled vegetables</w:t>
+      </w:r>
+    </w:p>
+    <w:p>
+      <w:r>
+        <w:t xml:space="preserve">Answer: a</w:t>
+      </w:r>
+    </w:p>
+    <w:p>
+      <w:r>
+        <w:t xml:space="preserve">Solution: ✅ Correct Answer: a</w:t>
+      </w:r>
+    </w:p>
+    <w:p>
+      <w:r>
+        <w:t xml:space="preserve">🧠 Clinical Rationale: Dairy products are rich in PHOSPHORUS, so they are restricted in renal failure with hyperphosphatemia to prevent bone disease, itching, and calcium-phosphate deposits.</w:t>
+      </w:r>
+    </w:p>
+    <w:p>
+      <w:r>
+        <w:t xml:space="preserve">❌ Why Not Other Options?</w:t>
+      </w:r>
+    </w:p>
+    <w:p>
+      <w:r>
+        <w:t xml:space="preserve">(b) — Bread and rice are lower in phosphorus.</w:t>
+      </w:r>
+    </w:p>
+    <w:p>
+      <w:r>
+        <w:t xml:space="preserve">(c) — Sugar and honey contain no phosphorus.</w:t>
+      </w:r>
+    </w:p>
+    <w:p>
+      <w:r>
+        <w:t xml:space="preserve">(d) — Boiled vegetables are relatively low in phosphorus.</w:t>
+      </w:r>
+    </w:p>
+    <w:p>
+      <w:r>
+        <w:t xml:space="preserve">⚠️ Exam Trap: "Renal failure = restrict K, Na, P — dairy is the phosphorus trap; cola drinks and nuts are also high in phosphorus."</w:t>
+      </w:r>
+    </w:p>
+    <w:p>
+      <w:r>
+        <w:t xml:space="preserve">💎 PNC Pearl: "Kidneys failing? Dairy is the phosphorus offender — cut the milk and cheese."</w:t>
+      </w:r>
+    </w:p>
+    <w:p>
+      <w:r>
+        <w:t xml:space="preserve">Positive Marks: 1</w:t>
+      </w:r>
+    </w:p>
+    <w:p>
+      <w:r>
+        <w:t xml:space="preserve">Negative Marks: 0.25</w:t>
+      </w:r>
+    </w:p>
+    <w:p>
+      <w:r>
+        <w:t xml:space="preserve"/>
+      </w:r>
+    </w:p>
+    <w:p>
+      <w:r>
+        <w:t xml:space="preserve">Question: A fetal heart rate tracing with good baseline variability and accelerations indicates</w:t>
+      </w:r>
+    </w:p>
+    <w:p>
+      <w:r>
+        <w:t xml:space="preserve">(a) Fetal well-being</w:t>
+      </w:r>
+    </w:p>
+    <w:p>
+      <w:r>
+        <w:t xml:space="preserve">(b) Fetal distress</w:t>
+      </w:r>
+    </w:p>
+    <w:p>
+      <w:r>
+        <w:t xml:space="preserve">(c) Uterine rupture</w:t>
+      </w:r>
+    </w:p>
+    <w:p>
+      <w:r>
+        <w:t xml:space="preserve">(d) Cord prolapse</w:t>
+      </w:r>
+    </w:p>
+    <w:p>
+      <w:r>
+        <w:t xml:space="preserve">Answer: a</w:t>
+      </w:r>
+    </w:p>
+    <w:p>
+      <w:r>
+        <w:t xml:space="preserve">Solution: ✅ Correct Answer: a</w:t>
+      </w:r>
+    </w:p>
+    <w:p>
+      <w:r>
+        <w:t xml:space="preserve">🧠 Clinical Rationale: A reassuring fetal tracing shows a baseline of 110-160 bpm, GOOD baseline variability, and accelerations with fetal movement — all signs of fetal well-being.</w:t>
+      </w:r>
+    </w:p>
+    <w:p>
+      <w:r>
+        <w:t xml:space="preserve">❌ Why Not Other Options?</w:t>
+      </w:r>
+    </w:p>
+    <w:p>
+      <w:r>
+        <w:t xml:space="preserve">(b) — Recurrent late decelerations, absent variability, and prolonged bradycardia indicate distress.</w:t>
+      </w:r>
+    </w:p>
+    <w:p>
+      <w:r>
+        <w:t xml:space="preserve">(c) — Uterine rupture presents with sudden pain and fetal compromise.</w:t>
+      </w:r>
+    </w:p>
+    <w:p>
+      <w:r>
+        <w:t xml:space="preserve">(d) — Cord prolapse presents with variable decelerations and visible cord.</w:t>
+      </w:r>
+    </w:p>
+    <w:p>
+      <w:r>
+        <w:t xml:space="preserve">⚠️ Exam Trap: "Accelerations = reassuring; recurrent late or variable decelerations = worry" — the acceleration-deceleration contrast is the core of every fetal-monitoring question.</w:t>
+      </w:r>
+    </w:p>
+    <w:p>
+      <w:r>
+        <w:t xml:space="preserve">💎 PNC Pearl: "Accelerations say 'baby is happy'; late decelerations say 'baby is stressed.'"</w:t>
+      </w:r>
+    </w:p>
+    <w:p>
+      <w:r>
+        <w:t xml:space="preserve">Positive Marks: 1</w:t>
+      </w:r>
+    </w:p>
+    <w:p>
+      <w:r>
+        <w:t xml:space="preserve">Negative Marks: 0.25</w:t>
+      </w:r>
+    </w:p>
+    <w:p>
+      <w:r>
+        <w:t xml:space="preserve"/>
+      </w:r>
+    </w:p>
+    <w:p>
+      <w:r>
+        <w:t xml:space="preserve">Question: The first step in the resuscitation of a newborn at birth is to</w:t>
+      </w:r>
+    </w:p>
+    <w:p>
+      <w:r>
+        <w:t xml:space="preserve">(a) Dry, warm, position and clear the airway</w:t>
+      </w:r>
+    </w:p>
+    <w:p>
+      <w:r>
+        <w:t xml:space="preserve">(b) Give intravenous fluids</w:t>
+      </w:r>
+    </w:p>
+    <w:p>
+      <w:r>
+        <w:t xml:space="preserve">(c) Feed immediately</w:t>
+      </w:r>
+    </w:p>
+    <w:p>
+      <w:r>
+        <w:t xml:space="preserve">(d) Administer antibiotics</w:t>
+      </w:r>
+    </w:p>
+    <w:p>
+      <w:r>
+        <w:t xml:space="preserve">Answer: a</w:t>
+      </w:r>
+    </w:p>
+    <w:p>
+      <w:r>
+        <w:t xml:space="preserve">Solution: ✅ Correct Answer: a</w:t>
+      </w:r>
+    </w:p>
+    <w:p>
+      <w:r>
+        <w:t xml:space="preserve">🧠 Clinical Rationale: Newborn resuscitation begins with DRYING, providing WARMTH, positioning the head in a neutral sniffing position, and CLEARING the airway — then stimulation; ventilation begins only if the baby is still not breathing.</w:t>
+      </w:r>
+    </w:p>
+    <w:p>
+      <w:r>
+        <w:t xml:space="preserve">❌ Why Not Other Options?</w:t>
+      </w:r>
+    </w:p>
+    <w:p>
+      <w:r>
+        <w:t xml:space="preserve">(b) — IV fluids are not a first step.</w:t>
+      </w:r>
+    </w:p>
+    <w:p>
+      <w:r>
+        <w:t xml:space="preserve">(c) — Feeding is never part of resuscitation.</w:t>
+      </w:r>
+    </w:p>
+    <w:p>
+      <w:r>
+        <w:t xml:space="preserve">(d) — Antibiotics are not a resuscitation step.</w:t>
+      </w:r>
+    </w:p>
+    <w:p>
+      <w:r>
+        <w:t xml:space="preserve">⚠️ Exam Trap: "Newborn resuscitation = dry, warm, position, clear airway first" — the sequence mirrors 'ABC with warmth first' in the neonatal period.</w:t>
+      </w:r>
+    </w:p>
+    <w:p>
+      <w:r>
+        <w:t xml:space="preserve">💎 PNC Pearl: "Dry, warm, position, clear — the newborn's first four steps to life."</w:t>
+      </w:r>
+    </w:p>
+    <w:p>
+      <w:r>
+        <w:t xml:space="preserve">Positive Marks: 1</w:t>
+      </w:r>
+    </w:p>
+    <w:p>
+      <w:r>
+        <w:t xml:space="preserve">Negative Marks: 0.25</w:t>
+      </w:r>
+    </w:p>
+    <w:p>
+      <w:r>
+        <w:t xml:space="preserve"/>
+      </w:r>
+    </w:p>
+    <w:p>
+      <w:r>
+        <w:t xml:space="preserve">Question: A patient with dementia repeatedly asks the same question. The best nursing response is to</w:t>
+      </w:r>
+    </w:p>
+    <w:p>
+      <w:r>
+        <w:t xml:space="preserve">(a) Answer calmly each time and redirect the patient</w:t>
+      </w:r>
+    </w:p>
+    <w:p>
+      <w:r>
+        <w:t xml:space="preserve">(b) Scold the patient for repeating</w:t>
+      </w:r>
+    </w:p>
+    <w:p>
+      <w:r>
+        <w:t xml:space="preserve">(c) Ignore the patient</w:t>
+      </w:r>
+    </w:p>
+    <w:p>
+      <w:r>
+        <w:t xml:space="preserve">(d) Give a deliberately wrong answer</w:t>
+      </w:r>
+    </w:p>
+    <w:p>
+      <w:r>
+        <w:t xml:space="preserve">Answer: a</w:t>
+      </w:r>
+    </w:p>
+    <w:p>
+      <w:r>
+        <w:t xml:space="preserve">Solution: ✅ Correct Answer: a</w:t>
+      </w:r>
+    </w:p>
+    <w:p>
+      <w:r>
+        <w:t xml:space="preserve">🧠 Clinical Rationale: Calm, consistent answers with gentle redirection reduce the anxiety behind the repetition in dementia; scolding, ignoring, and wrong answers increase agitation and confusion.</w:t>
+      </w:r>
+    </w:p>
+    <w:p>
+      <w:r>
+        <w:t xml:space="preserve">❌ Why Not Other Options?</w:t>
+      </w:r>
+    </w:p>
+    <w:p>
+      <w:r>
+        <w:t xml:space="preserve">(b) — Scolding increases agitation.</w:t>
+      </w:r>
+    </w:p>
+    <w:p>
+      <w:r>
+        <w:t xml:space="preserve">(c) — Ignoring increases anxiety.</w:t>
+      </w:r>
+    </w:p>
+    <w:p>
+      <w:r>
+        <w:t xml:space="preserve">(d) — Wrong answers destroy trust and increase confusion.</w:t>
+      </w:r>
+    </w:p>
+    <w:p>
+      <w:r>
+        <w:t xml:space="preserve">⚠️ Exam Trap: "Dementia care = validate, answer calmly, redirect, keep routine" — never argue with or scold a dementia patient.</w:t>
+      </w:r>
+    </w:p>
+    <w:p>
+      <w:r>
+        <w:t xml:space="preserve">💎 PNC Pearl: "Answer kindly, every time — in dementia, the repetition is anxiety looking for reassurance."</w:t>
+      </w:r>
+    </w:p>
+    <w:p>
+      <w:r>
+        <w:t xml:space="preserve">Positive Marks: 1</w:t>
+      </w:r>
+    </w:p>
+    <w:p>
+      <w:r>
+        <w:t xml:space="preserve">Negative Marks: 0.25</w:t>
+      </w:r>
+    </w:p>
+    <w:p>
+      <w:r>
+        <w:t xml:space="preserve"/>
+      </w:r>
+    </w:p>
+    <w:p>
+      <w:r>
+        <w:t xml:space="preserve">Question: The Integrated Child Development Services (ICDS) scheme provides</w:t>
+      </w:r>
+    </w:p>
+    <w:p>
+      <w:r>
+        <w:t xml:space="preserve">(a) Supplementary nutrition, immunization, health check-ups and preschool education</w:t>
+      </w:r>
+    </w:p>
+    <w:p>
+      <w:r>
+        <w:t xml:space="preserve">(b) Old-age pensions only</w:t>
+      </w:r>
+    </w:p>
+    <w:p>
+      <w:r>
+        <w:t xml:space="preserve">(c) Housing loans only</w:t>
+      </w:r>
+    </w:p>
+    <w:p>
+      <w:r>
+        <w:t xml:space="preserve">(d) Employment guarantee only</w:t>
+      </w:r>
+    </w:p>
+    <w:p>
+      <w:r>
+        <w:t xml:space="preserve">Answer: a</w:t>
+      </w:r>
+    </w:p>
+    <w:p>
+      <w:r>
+        <w:t xml:space="preserve">Solution: ✅ Correct Answer: a</w:t>
+      </w:r>
+    </w:p>
+    <w:p>
+      <w:r>
+        <w:t xml:space="preserve">🧠 Clinical Rationale: ICDS — the world's largest community-based programme — provides supplementary nutrition, immunization, health check-ups, referral services, health education, and non-formal preschool education for children under 6 and pregnant/lactating women through Anganwadi centres.</w:t>
+      </w:r>
+    </w:p>
+    <w:p>
+      <w:r>
+        <w:t xml:space="preserve">❌ Why Not Other Options?</w:t>
+      </w:r>
+    </w:p>
+    <w:p>
+      <w:r>
+        <w:t xml:space="preserve">(b) — Old-age pensions are under social security schemes.</w:t>
+      </w:r>
+    </w:p>
+    <w:p>
+      <w:r>
+        <w:t xml:space="preserve">(c) — Housing loans are separate.</w:t>
+      </w:r>
+    </w:p>
+    <w:p>
+      <w:r>
+        <w:t xml:space="preserve">(d) — Employment guarantee is MGNREGA.</w:t>
+      </w:r>
+    </w:p>
+    <w:p>
+      <w:r>
+        <w:t xml:space="preserve">⚠️ Exam Trap: "ICDS = Anganwadi = nutrition + immunization + preschool education" — the six services and the Anganwadi worker are the exam points.</w:t>
+      </w:r>
+    </w:p>
+    <w:p>
+      <w:r>
+        <w:t xml:space="preserve">💎 PNC Pearl: "The Anganwadi is the village's nutrition hub — ICDS feeds, immunizes, and teaches."</w:t>
+      </w:r>
+    </w:p>
+    <w:p>
+      <w:r>
+        <w:t xml:space="preserve">Positive Marks: 1</w:t>
+      </w:r>
+    </w:p>
+    <w:p>
+      <w:r>
+        <w:t xml:space="preserve">Negative Marks: 0.25</w:t>
+      </w:r>
+    </w:p>
+    <w:p>
+      <w:r>
+        <w:t xml:space="preserve"/>
+      </w:r>
+    </w:p>
+    <w:p>
+      <w:r>
+        <w:t xml:space="preserve">Question: The apical pulse should be counted for a full minute before administering</w:t>
+      </w:r>
+    </w:p>
+    <w:p>
+      <w:r>
+        <w:t xml:space="preserve">(a) Digoxin</w:t>
+      </w:r>
+    </w:p>
+    <w:p>
+      <w:r>
+        <w:t xml:space="preserve">(b) Paracetamol</w:t>
+      </w:r>
+    </w:p>
+    <w:p>
+      <w:r>
+        <w:t xml:space="preserve">(c) Vitamin C</w:t>
+      </w:r>
+    </w:p>
+    <w:p>
+      <w:r>
+        <w:t xml:space="preserve">(d) Oral iron</w:t>
+      </w:r>
+    </w:p>
+    <w:p>
+      <w:r>
+        <w:t xml:space="preserve">Answer: a</w:t>
+      </w:r>
+    </w:p>
+    <w:p>
+      <w:r>
+        <w:t xml:space="preserve">Solution: ✅ Correct Answer: a</w:t>
+      </w:r>
+    </w:p>
+    <w:p>
+      <w:r>
+        <w:t xml:space="preserve">🧠 Clinical Rationale: Digoxin slows the heart, so the apical pulse is counted for a full minute and the dose is HELD if the pulse is below 60 in adults (with physician notification).</w:t>
+      </w:r>
+    </w:p>
+    <w:p>
+      <w:r>
+        <w:t xml:space="preserve">❌ Why Not Other Options?</w:t>
+      </w:r>
+    </w:p>
+    <w:p>
+      <w:r>
+        <w:t xml:space="preserve">(b) — Paracetamol does not require a pulse check.</w:t>
+      </w:r>
+    </w:p>
+    <w:p>
+      <w:r>
+        <w:t xml:space="preserve">(c) — Vitamin C does not require a pulse check.</w:t>
+      </w:r>
+    </w:p>
+    <w:p>
+      <w:r>
+        <w:t xml:space="preserve">(d) — Oral iron does not require a pulse check.</w:t>
+      </w:r>
+    </w:p>
+    <w:p>
+      <w:r>
+        <w:t xml:space="preserve">⚠️ Exam Trap: "Digoxin = count the apical pulse for 1 minute, hold below 60" — one of the most repeated drug-administration questions.</w:t>
+      </w:r>
+    </w:p>
+    <w:p>
+      <w:r>
+        <w:t xml:space="preserve">💎 PNC Pearl: "Digoxin waits on the pulse — below 60, the dose stays in the drawer."</w:t>
+      </w:r>
+    </w:p>
+    <w:p>
+      <w:r>
+        <w:t xml:space="preserve">Positive Marks: 1</w:t>
+      </w:r>
+    </w:p>
+    <w:p>
+      <w:r>
+        <w:t xml:space="preserve">Negative Marks: 0.25</w:t>
+      </w:r>
+    </w:p>
+    <w:p>
+      <w:r>
+        <w:t xml:space="preserve"/>
+      </w:r>
+    </w:p>
+    <w:p>
+      <w:r>
+        <w:t xml:space="preserve">Question: The low-pressure alarm sounds on a mechanical ventilator. The most likely cause is</w:t>
+      </w:r>
+    </w:p>
+    <w:p>
+      <w:r>
+        <w:t xml:space="preserve">(a) Disconnection or a leak in the circuit</w:t>
+      </w:r>
+    </w:p>
+    <w:p>
+      <w:r>
+        <w:t xml:space="preserve">(b) Secretions in the endotracheal tube</w:t>
+      </w:r>
+    </w:p>
+    <w:p>
+      <w:r>
+        <w:t xml:space="preserve">(c) The patient biting the tube</w:t>
+      </w:r>
+    </w:p>
+    <w:p>
+      <w:r>
+        <w:t xml:space="preserve">(d) Condensation in the tubing</w:t>
+      </w:r>
+    </w:p>
+    <w:p>
+      <w:r>
+        <w:t xml:space="preserve">Answer: a</w:t>
+      </w:r>
+    </w:p>
+    <w:p>
+      <w:r>
+        <w:t xml:space="preserve">Solution: ✅ Correct Answer: a</w:t>
+      </w:r>
+    </w:p>
+    <w:p>
+      <w:r>
+        <w:t xml:space="preserve">🧠 Clinical Rationale: A LOW-pressure alarm means circuit pressure has dropped — usually from disconnection, a cuff leak, or a leak in the system; the nurse reconnects and checks the circuit.</w:t>
+      </w:r>
+    </w:p>
+    <w:p>
+      <w:r>
+        <w:t xml:space="preserve">❌ Why Not Other Options?</w:t>
+      </w:r>
+    </w:p>
+    <w:p>
+      <w:r>
+        <w:t xml:space="preserve">(b) — Secretions RAISE pressure (high-pressure alarm).</w:t>
+      </w:r>
+    </w:p>
+    <w:p>
+      <w:r>
+        <w:t xml:space="preserve">(c) — Biting the tube raises pressure.</w:t>
+      </w:r>
+    </w:p>
+    <w:p>
+      <w:r>
+        <w:t xml:space="preserve">(d) — Condensation does not trigger the low-pressure alarm.</w:t>
+      </w:r>
+    </w:p>
+    <w:p>
+      <w:r>
+        <w:t xml:space="preserve">⚠️ Exam Trap: "Low pressure = leak (disconnected); high pressure = resistance (blocked)" — the alarm-direction rule answers ventilator questions instantly.</w:t>
+      </w:r>
+    </w:p>
+    <w:p>
+      <w:r>
+        <w:t xml:space="preserve">💎 PNC Pearl: "Low alarm = something came loose; high alarm = something is blocked."</w:t>
+      </w:r>
+    </w:p>
+    <w:p>
+      <w:r>
+        <w:t xml:space="preserve">Positive Marks: 1</w:t>
+      </w:r>
+    </w:p>
+    <w:p>
+      <w:r>
+        <w:t xml:space="preserve">Negative Marks: 0.25</w:t>
+      </w:r>
+    </w:p>
+    <w:p>
+      <w:r>
+        <w:t xml:space="preserve"/>
+      </w:r>
+    </w:p>
+    <w:p>
+      <w:r>
+        <w:t xml:space="preserve">Question: The most common causative organism of meningitis in newborn infants is</w:t>
+      </w:r>
+    </w:p>
+    <w:p>
+      <w:r>
+        <w:t xml:space="preserve">(a) Group B streptococcus</w:t>
+      </w:r>
+    </w:p>
+    <w:p>
+      <w:r>
+        <w:t xml:space="preserve">(b) Salmonella typhi</w:t>
+      </w:r>
+    </w:p>
+    <w:p>
+      <w:r>
+        <w:t xml:space="preserve">(c) Plasmodium falciparum</w:t>
+      </w:r>
+    </w:p>
+    <w:p>
+      <w:r>
+        <w:t xml:space="preserve">(d) Vibrio cholerae</w:t>
+      </w:r>
+    </w:p>
+    <w:p>
+      <w:r>
+        <w:t xml:space="preserve">Answer: a</w:t>
+      </w:r>
+    </w:p>
+    <w:p>
+      <w:r>
+        <w:t xml:space="preserve">Solution: ✅ Correct Answer: a</w:t>
+      </w:r>
+    </w:p>
+    <w:p>
+      <w:r>
+        <w:t xml:space="preserve">🧠 Clinical Rationale: Group B streptococcus and E. coli are the leading causes of neonatal bacterial meningitis — acquired from the birth canal.</w:t>
+      </w:r>
+    </w:p>
+    <w:p>
+      <w:r>
+        <w:t xml:space="preserve">❌ Why Not Other Options?</w:t>
+      </w:r>
+    </w:p>
+    <w:p>
+      <w:r>
+        <w:t xml:space="preserve">(b) — Salmonella causes typhoid.</w:t>
+      </w:r>
+    </w:p>
+    <w:p>
+      <w:r>
+        <w:t xml:space="preserve">(c) — Plasmodium causes malaria.</w:t>
+      </w:r>
+    </w:p>
+    <w:p>
+      <w:r>
+        <w:t xml:space="preserve">(d) — Vibrio causes cholera.</w:t>
+      </w:r>
+    </w:p>
+    <w:p>
+      <w:r>
+        <w:t xml:space="preserve">⚠️ Exam Trap: "Neonatal meningitis = GBS and E. coli; older children = pneumococcus, meningococcus, H. influenzae" — the age-based organism list is a favourite microbiology question.</w:t>
+      </w:r>
+    </w:p>
+    <w:p>
+      <w:r>
+        <w:t xml:space="preserve">💎 PNC Pearl: "Newborn meningitis rides in from the birth canal — GBS and E. coli are the usual suspects."</w:t>
+      </w:r>
+    </w:p>
+    <w:p>
+      <w:r>
+        <w:t xml:space="preserve">Positive Marks: 1</w:t>
+      </w:r>
+    </w:p>
+    <w:p>
+      <w:r>
+        <w:t xml:space="preserve">Negative Marks: 0.25</w:t>
+      </w:r>
+    </w:p>
+    <w:p>
+      <w:r>
+        <w:t xml:space="preserve">Question: A patient with a strangulated hernia is most likely to present with</w:t>
+      </w:r>
+    </w:p>
+    <w:p>
+      <w:r>
+        <w:t xml:space="preserve">(a) An irreducible, tender hernia with severe pain and vomiting</w:t>
+      </w:r>
+    </w:p>
+    <w:p>
+      <w:r>
+        <w:t xml:space="preserve">(b) A painless, reducible swelling</w:t>
+      </w:r>
+    </w:p>
+    <w:p>
+      <w:r>
+        <w:t xml:space="preserve">(c) Loose stools without discomfort</w:t>
+      </w:r>
+    </w:p>
+    <w:p>
+      <w:r>
+        <w:t xml:space="preserve">(d) A soft swelling that disappears on lying down</w:t>
+      </w:r>
+    </w:p>
+    <w:p>
+      <w:r>
+        <w:t xml:space="preserve">Answer: a</w:t>
+      </w:r>
+    </w:p>
+    <w:p>
+      <w:r>
+        <w:t xml:space="preserve">Solution: ✅ Correct Answer: a</w:t>
+      </w:r>
+    </w:p>
+    <w:p>
+      <w:r>
+        <w:t xml:space="preserve">🧠 Clinical Rationale: Strangulation cuts off the blood supply to the herniated bowel — a tense, tender, IRREDUCIBLE hernia with severe pain, vomiting, and signs of obstruction; a surgical emergency.</w:t>
+      </w:r>
+    </w:p>
+    <w:p>
+      <w:r>
+        <w:t xml:space="preserve">❌ Why Not Other Options?</w:t>
+      </w:r>
+    </w:p>
+    <w:p>
+      <w:r>
+        <w:t xml:space="preserve">(b) — A painless, reducible swelling is a simple reducible hernia.</w:t>
+      </w:r>
+    </w:p>
+    <w:p>
+      <w:r>
+        <w:t xml:space="preserve">(c) — Loose stools are not a hernia feature.</w:t>
+      </w:r>
+    </w:p>
+    <w:p>
+      <w:r>
+        <w:t xml:space="preserve">(d) — A swelling that disappears on lying down is reducible — not strangulated.</w:t>
+      </w:r>
+    </w:p>
+    <w:p>
+      <w:r>
+        <w:t xml:space="preserve">⚠️ Exam Trap: "Tender, irreducible, painful = strangulated → urgent surgery; reducible and painless = can wait" — the reducibility-and-pain contrast is the exam rule.</w:t>
+      </w:r>
+    </w:p>
+    <w:p>
+      <w:r>
+        <w:t xml:space="preserve">💎 PNC Pearl: "A hernia that won't go back and hurts badly is strangulating — the OR is next stop."</w:t>
+      </w:r>
+    </w:p>
+    <w:p>
+      <w:r>
+        <w:t xml:space="preserve">Positive Marks: 1</w:t>
+      </w:r>
+    </w:p>
+    <w:p>
+      <w:r>
+        <w:t xml:space="preserve">Negative Marks: 0.25</w:t>
+      </w:r>
+    </w:p>
+    <w:p>
+      <w:r>
+        <w:t xml:space="preserve"/>
+      </w:r>
+    </w:p>
+    <w:p>
+      <w:r>
+        <w:t xml:space="preserve">Question: A patient with Bell's palsy has</w:t>
+      </w:r>
+    </w:p>
+    <w:p>
+      <w:r>
+        <w:t xml:space="preserve">(a) Unilateral paralysis of the facial muscles</w:t>
+      </w:r>
+    </w:p>
+    <w:p>
+      <w:r>
+        <w:t xml:space="preserve">(b) Bilateral leg weakness</w:t>
+      </w:r>
+    </w:p>
+    <w:p>
+      <w:r>
+        <w:t xml:space="preserve">(c) Tremors of both hands</w:t>
+      </w:r>
+    </w:p>
+    <w:p>
+      <w:r>
+        <w:t xml:space="preserve">(d) Loss of vision only</w:t>
+      </w:r>
+    </w:p>
+    <w:p>
+      <w:r>
+        <w:t xml:space="preserve">Answer: a</w:t>
+      </w:r>
+    </w:p>
+    <w:p>
+      <w:r>
+        <w:t xml:space="preserve">Solution: ✅ Correct Answer: a</w:t>
+      </w:r>
+    </w:p>
+    <w:p>
+      <w:r>
+        <w:t xml:space="preserve">🧠 Clinical Rationale: Bell's palsy is an idiopathic paralysis of the facial (VII) nerve causing drooping of ONE side of the face — inability to close the eye and flattening of the nasolabial fold.</w:t>
+      </w:r>
+    </w:p>
+    <w:p>
+      <w:r>
+        <w:t xml:space="preserve">❌ Why Not Other Options?</w:t>
+      </w:r>
+    </w:p>
+    <w:p>
+      <w:r>
+        <w:t xml:space="preserve">(b) — Bilateral leg weakness suggests spinal or systemic causes.</w:t>
+      </w:r>
+    </w:p>
+    <w:p>
+      <w:r>
+        <w:t xml:space="preserve">(c) — Hand tremors suggest Parkinson's or essential tremor.</w:t>
+      </w:r>
+    </w:p>
+    <w:p>
+      <w:r>
+        <w:t xml:space="preserve">(d) — Vision loss is not a Bell's palsy feature.</w:t>
+      </w:r>
+    </w:p>
+    <w:p>
+      <w:r>
+        <w:t xml:space="preserve">⚠️ Exam Trap: "One-sided facial droop = Bell's palsy (CN VII); the eye is taped shut at night to prevent corneal drying" — the nerve and the eye-care nursing point are the exam answers.</w:t>
+      </w:r>
+    </w:p>
+    <w:p>
+      <w:r>
+        <w:t xml:space="preserve">💎 PNC Pearl: "Bell's palsy melts half the face — tape the eye at night to protect the cornea."</w:t>
+      </w:r>
+    </w:p>
+    <w:p>
+      <w:r>
+        <w:t xml:space="preserve">Positive Marks: 1</w:t>
+      </w:r>
+    </w:p>
+    <w:p>
+      <w:r>
+        <w:t xml:space="preserve">Negative Marks: 0.25</w:t>
+      </w:r>
+    </w:p>
+    <w:p>
+      <w:r>
+        <w:t xml:space="preserve"/>
+      </w:r>
+    </w:p>
+    <w:p>
+      <w:r>
+        <w:t xml:space="preserve">Question: In a patient with hepatic encephalopathy, the diet should be restricted in</w:t>
+      </w:r>
+    </w:p>
+    <w:p>
+      <w:r>
+        <w:t xml:space="preserve">(a) Protein</w:t>
+      </w:r>
+    </w:p>
+    <w:p>
+      <w:r>
+        <w:t xml:space="preserve">(b) Carbohydrates</w:t>
+      </w:r>
+    </w:p>
+    <w:p>
+      <w:r>
+        <w:t xml:space="preserve">(c) Fats</w:t>
+      </w:r>
+    </w:p>
+    <w:p>
+      <w:r>
+        <w:t xml:space="preserve">(d) Vitamins</w:t>
+      </w:r>
+    </w:p>
+    <w:p>
+      <w:r>
+        <w:t xml:space="preserve">Answer: a</w:t>
+      </w:r>
+    </w:p>
+    <w:p>
+      <w:r>
+        <w:t xml:space="preserve">Solution: ✅ Correct Answer: a</w:t>
+      </w:r>
+    </w:p>
+    <w:p>
+      <w:r>
+        <w:t xml:space="preserve">🧠 Clinical Rationale: Protein breakdown produces AMMONIA, which the failing liver cannot clear — so protein is restricted during acute encephalopathy (moderate protein is resumed later).</w:t>
+      </w:r>
+    </w:p>
+    <w:p>
+      <w:r>
+        <w:t xml:space="preserve">❌ Why Not Other Options?</w:t>
+      </w:r>
+    </w:p>
+    <w:p>
+      <w:r>
+        <w:t xml:space="preserve">(b) — Carbohydrates supply energy and do not raise ammonia.</w:t>
+      </w:r>
+    </w:p>
+    <w:p>
+      <w:r>
+        <w:t xml:space="preserve">(c) — Fats do not raise ammonia.</w:t>
+      </w:r>
+    </w:p>
+    <w:p>
+      <w:r>
+        <w:t xml:space="preserve">(d) — Vitamins do not raise ammonia.</w:t>
+      </w:r>
+    </w:p>
+    <w:p>
+      <w:r>
+        <w:t xml:space="preserve">⚠️ Exam Trap: "Liver failure + confusion = cut protein (ammonia); the colon also produces ammonia, so LACTULOSE is given" — the diet-drug pairing is a favourite liver-disease question.</w:t>
+      </w:r>
+    </w:p>
+    <w:p>
+      <w:r>
+        <w:t xml:space="preserve">💎 PNC Pearl: "Protein feeds ammonia, ammonia fogs the brain — restrict protein, give lactulose."</w:t>
+      </w:r>
+    </w:p>
+    <w:p>
+      <w:r>
+        <w:t xml:space="preserve">Positive Marks: 1</w:t>
+      </w:r>
+    </w:p>
+    <w:p>
+      <w:r>
+        <w:t xml:space="preserve">Negative Marks: 0.25</w:t>
+      </w:r>
+    </w:p>
+    <w:p>
+      <w:r>
+        <w:t xml:space="preserve"/>
+      </w:r>
+    </w:p>
+    <w:p>
+      <w:r>
+        <w:t xml:space="preserve">Question: The usual oxygen flow rate for a nasal cannula is</w:t>
+      </w:r>
+    </w:p>
+    <w:p>
+      <w:r>
+        <w:t xml:space="preserve">(a) 1-6 L per minute</w:t>
+      </w:r>
+    </w:p>
+    <w:p>
+      <w:r>
+        <w:t xml:space="preserve">(b) 10-15 L per minute</w:t>
+      </w:r>
+    </w:p>
+    <w:p>
+      <w:r>
+        <w:t xml:space="preserve">(c) 20-30 L per minute</w:t>
+      </w:r>
+    </w:p>
+    <w:p>
+      <w:r>
+        <w:t xml:space="preserve">(d) 40-50 L per minute</w:t>
+      </w:r>
+    </w:p>
+    <w:p>
+      <w:r>
+        <w:t xml:space="preserve">Answer: a</w:t>
+      </w:r>
+    </w:p>
+    <w:p>
+      <w:r>
+        <w:t xml:space="preserve">Solution: ✅ Correct Answer: a</w:t>
+      </w:r>
+    </w:p>
+    <w:p>
+      <w:r>
+        <w:t xml:space="preserve">🧠 Clinical Rationale: A nasal cannula delivers 1-6 L/min, providing about 24-44% oxygen; flows above 6 L/min dry the mucosa and add little benefit, so a mask is used instead.</w:t>
+      </w:r>
+    </w:p>
+    <w:p>
+      <w:r>
+        <w:t xml:space="preserve">❌ Why Not Other Options?</w:t>
+      </w:r>
+    </w:p>
+    <w:p>
+      <w:r>
+        <w:t xml:space="preserve">(b) — 10-15 L/min suits a non-rebreather mask.</w:t>
+      </w:r>
+    </w:p>
+    <w:p>
+      <w:r>
+        <w:t xml:space="preserve">(c) — 20-30 L/min is not used with a cannula.</w:t>
+      </w:r>
+    </w:p>
+    <w:p>
+      <w:r>
+        <w:t xml:space="preserve">(d) — 40-50 L/min is far beyond any device's cannula range.</w:t>
+      </w:r>
+    </w:p>
+    <w:p>
+      <w:r>
+        <w:t xml:space="preserve">⚠️ Exam Trap: "Cannula = 1-6 L/min (24-44%); simple mask 6-10 L/min (35-60%); non-rebreather 10-15 L/min (80-100%)" — the flow-FiO2 table is a respiratory favourite.</w:t>
+      </w:r>
+    </w:p>
+    <w:p>
+      <w:r>
+        <w:t xml:space="preserve">💎 PNC Pearl: "Cannula sips 1-6 liters; masks pour 10-15; the non-rebreather floods the reservoir."</w:t>
+      </w:r>
+    </w:p>
+    <w:p>
+      <w:r>
+        <w:t xml:space="preserve">Positive Marks: 1</w:t>
+      </w:r>
+    </w:p>
+    <w:p>
+      <w:r>
+        <w:t xml:space="preserve">Negative Marks: 0.25</w:t>
+      </w:r>
+    </w:p>
+    <w:p>
+      <w:r>
+        <w:t xml:space="preserve"/>
+      </w:r>
+    </w:p>
+    <w:p>
+      <w:r>
+        <w:t xml:space="preserve">Question: The fourth stage of labor is the period</w:t>
+      </w:r>
+    </w:p>
+    <w:p>
+      <w:r>
+        <w:t xml:space="preserve">(a) Of the first 1-2 hours after delivery of the placenta</w:t>
+      </w:r>
+    </w:p>
+    <w:p>
+      <w:r>
+        <w:t xml:space="preserve">(b) From onset of labor to full dilatation</w:t>
+      </w:r>
+    </w:p>
+    <w:p>
+      <w:r>
+        <w:t xml:space="preserve">(c) Of the last month of pregnancy</w:t>
+      </w:r>
+    </w:p>
+    <w:p>
+      <w:r>
+        <w:t xml:space="preserve">(d) Of the first trimester</w:t>
+      </w:r>
+    </w:p>
+    <w:p>
+      <w:r>
+        <w:t xml:space="preserve">Answer: a</w:t>
+      </w:r>
+    </w:p>
+    <w:p>
+      <w:r>
+        <w:t xml:space="preserve">Solution: ✅ Correct Answer: a</w:t>
+      </w:r>
+    </w:p>
+    <w:p>
+      <w:r>
+        <w:t xml:space="preserve">🧠 Clinical Rationale: The fourth stage is the first 1-2 hours after delivery of the placenta — when postpartum hemorrhage from uterine atony is most likely — so the mother is monitored closely with fundal checks and vital signs.</w:t>
+      </w:r>
+    </w:p>
+    <w:p>
+      <w:r>
+        <w:t xml:space="preserve">❌ Why Not Other Options?</w:t>
+      </w:r>
+    </w:p>
+    <w:p>
+      <w:r>
+        <w:t xml:space="preserve">(b) — Onset to full dilatation is the FIRST stage.</w:t>
+      </w:r>
+    </w:p>
+    <w:p>
+      <w:r>
+        <w:t xml:space="preserve">(c) — The last month of pregnancy is not a labor stage.</w:t>
+      </w:r>
+    </w:p>
+    <w:p>
+      <w:r>
+        <w:t xml:space="preserve">(d) — The first trimester is not a labor stage.</w:t>
+      </w:r>
+    </w:p>
+    <w:p>
+      <w:r>
+        <w:t xml:space="preserve">⚠️ Exam Trap: "Fourth stage = first 1-2 hours postpartum — the danger hour for PPH." Fundus, lochia, and BP are checked every 15 minutes.</w:t>
+      </w:r>
+    </w:p>
+    <w:p>
+      <w:r>
+        <w:t xml:space="preserve">💎 PNC Pearl: "After the placenta comes the danger hour — the fourth stage is when PPH strikes."</w:t>
+      </w:r>
+    </w:p>
+    <w:p>
+      <w:r>
+        <w:t xml:space="preserve">Positive Marks: 1</w:t>
+      </w:r>
+    </w:p>
+    <w:p>
+      <w:r>
+        <w:t xml:space="preserve">Negative Marks: 0.25</w:t>
+      </w:r>
+    </w:p>
+    <w:p>
+      <w:r>
+        <w:t xml:space="preserve"/>
+      </w:r>
+    </w:p>
+    <w:p>
+      <w:r>
+        <w:t xml:space="preserve">Question: During a febrile seizure in a child, the priority nursing action is to</w:t>
+      </w:r>
+    </w:p>
+    <w:p>
+      <w:r>
+        <w:t xml:space="preserve">(a) Protect the child from injury and maintain the airway</w:t>
+      </w:r>
+    </w:p>
+    <w:p>
+      <w:r>
+        <w:t xml:space="preserve">(b) Force fluids by mouth</w:t>
+      </w:r>
+    </w:p>
+    <w:p>
+      <w:r>
+        <w:t xml:space="preserve">(c) Restrain the child tightly</w:t>
+      </w:r>
+    </w:p>
+    <w:p>
+      <w:r>
+        <w:t xml:space="preserve">(d) Put a spoon in the child's mouth</w:t>
+      </w:r>
+    </w:p>
+    <w:p>
+      <w:r>
+        <w:t xml:space="preserve">Answer: a</w:t>
+      </w:r>
+    </w:p>
+    <w:p>
+      <w:r>
+        <w:t xml:space="preserve">Solution: ✅ Correct Answer: a</w:t>
+      </w:r>
+    </w:p>
+    <w:p>
+      <w:r>
+        <w:t xml:space="preserve">🧠 Clinical Rationale: During a febrile seizure the nurse protects the child from injury, maintains the airway, and times the seizure; nothing is placed in the mouth, the child is not restrained, and fluids are withheld until fully awake.</w:t>
+      </w:r>
+    </w:p>
+    <w:p>
+      <w:r>
+        <w:t xml:space="preserve">❌ Why Not Other Options?</w:t>
+      </w:r>
+    </w:p>
+    <w:p>
+      <w:r>
+        <w:t xml:space="preserve">(b) — Fluids are withheld during a seizure (aspiration risk).</w:t>
+      </w:r>
+    </w:p>
+    <w:p>
+      <w:r>
+        <w:t xml:space="preserve">(c) — Restraints can cause injury.</w:t>
+      </w:r>
+    </w:p>
+    <w:p>
+      <w:r>
+        <w:t xml:space="preserve">(d) — Nothing is placed in the mouth — spoon or otherwise.</w:t>
+      </w:r>
+    </w:p>
+    <w:p>
+      <w:r>
+        <w:t xml:space="preserve">⚠️ Exam Trap: "Seizure care = side-lying, protect, no restraints, nothing in the mouth" — the 'do nots' are as important as the 'dos' in seizure questions.</w:t>
+      </w:r>
+    </w:p>
+    <w:p>
+      <w:r>
+        <w:t xml:space="preserve">💎 PNC Pearl: "During a seizure: side-lying, cushion the head, empty the mouth of nothing — just protect and time it."</w:t>
+      </w:r>
+    </w:p>
+    <w:p>
+      <w:r>
+        <w:t xml:space="preserve">Positive Marks: 1</w:t>
+      </w:r>
+    </w:p>
+    <w:p>
+      <w:r>
+        <w:t xml:space="preserve">Negative Marks: 0.25</w:t>
+      </w:r>
+    </w:p>
+    <w:p>
+      <w:r>
+        <w:t xml:space="preserve"/>
+      </w:r>
+    </w:p>
+    <w:p>
+      <w:r>
+        <w:t xml:space="preserve">Question: The most effective psychological treatment for obsessive-compulsive disorder is</w:t>
+      </w:r>
+    </w:p>
+    <w:p>
+      <w:r>
+        <w:t xml:space="preserve">(a) Cognitive behavior therapy with exposure and response prevention</w:t>
+      </w:r>
+    </w:p>
+    <w:p>
+      <w:r>
+        <w:t xml:space="preserve">(b) Psychoanalysis only</w:t>
+      </w:r>
+    </w:p>
+    <w:p>
+      <w:r>
+        <w:t xml:space="preserve">(c) Hypnosis</w:t>
+      </w:r>
+    </w:p>
+    <w:p>
+      <w:r>
+        <w:t xml:space="preserve">(d) Art therapy only</w:t>
+      </w:r>
+    </w:p>
+    <w:p>
+      <w:r>
+        <w:t xml:space="preserve">Answer: a</w:t>
+      </w:r>
+    </w:p>
+    <w:p>
+      <w:r>
+        <w:t xml:space="preserve">Solution: ✅ Correct Answer: a</w:t>
+      </w:r>
+    </w:p>
+    <w:p>
+      <w:r>
+        <w:t xml:space="preserve">🧠 Clinical Rationale: CBT with exposure and response prevention (ERP) is the first-line psychotherapy for OCD — the patient is gradually exposed to feared triggers and prevented from performing the ritual, breaking the anxiety cycle.</w:t>
+      </w:r>
+    </w:p>
+    <w:p>
+      <w:r>
+        <w:t xml:space="preserve">❌ Why Not Other Options?</w:t>
+      </w:r>
+    </w:p>
+    <w:p>
+      <w:r>
+        <w:t xml:space="preserve">(b) — Psychoanalysis lacks this evidence base for OCD.</w:t>
+      </w:r>
+    </w:p>
+    <w:p>
+      <w:r>
+        <w:t xml:space="preserve">(c) — Hypnosis is not first-line.</w:t>
+      </w:r>
+    </w:p>
+    <w:p>
+      <w:r>
+        <w:t xml:space="preserve">(d) — Art therapy alone is not first-line.</w:t>
+      </w:r>
+    </w:p>
+    <w:p>
+      <w:r>
+        <w:t xml:space="preserve">⚠️ Exam Trap: "OCD = CBT + ERP (exposure, response prevention) plus SSRIs" — the ERP acronym is the exam answer.</w:t>
+      </w:r>
+    </w:p>
+    <w:p>
+      <w:r>
+        <w:t xml:space="preserve">💎 PNC Pearl: "Face the fear, skip the ritual — ERP teaches the brain the compulsion is optional."</w:t>
+      </w:r>
+    </w:p>
+    <w:p>
+      <w:r>
+        <w:t xml:space="preserve">Positive Marks: 1</w:t>
+      </w:r>
+    </w:p>
+    <w:p>
+      <w:r>
+        <w:t xml:space="preserve">Negative Marks: 0.25</w:t>
+      </w:r>
+    </w:p>
+    <w:p>
+      <w:r>
+        <w:t xml:space="preserve"/>
+      </w:r>
+    </w:p>
+    <w:p>
+      <w:r>
+        <w:t xml:space="preserve">Question: Sinus tachycardia on the cardiac monitor is recognized when the heart rate is</w:t>
+      </w:r>
+    </w:p>
+    <w:p>
+      <w:r>
+        <w:t xml:space="preserve">(a) Above 100 beats per minute with normal P waves</w:t>
+      </w:r>
+    </w:p>
+    <w:p>
+      <w:r>
+        <w:t xml:space="preserve">(b) Below 60 beats per minute</w:t>
+      </w:r>
+    </w:p>
+    <w:p>
+      <w:r>
+        <w:t xml:space="preserve">(c) Irregular without P waves</w:t>
+      </w:r>
+    </w:p>
+    <w:p>
+      <w:r>
+        <w:t xml:space="preserve">(d) Between 60 and 100 beats per minute</w:t>
+      </w:r>
+    </w:p>
+    <w:p>
+      <w:r>
+        <w:t xml:space="preserve">Answer: a</w:t>
+      </w:r>
+    </w:p>
+    <w:p>
+      <w:r>
+        <w:t xml:space="preserve">Solution: ✅ Correct Answer: a</w:t>
+      </w:r>
+    </w:p>
+    <w:p>
+      <w:r>
+        <w:t xml:space="preserve">🧠 Clinical Rationale: Sinus tachycardia is a regular rhythm above 100 bpm originating from the sinus node — normal P waves present before each QRS.</w:t>
+      </w:r>
+    </w:p>
+    <w:p>
+      <w:r>
+        <w:t xml:space="preserve">❌ Why Not Other Options?</w:t>
+      </w:r>
+    </w:p>
+    <w:p>
+      <w:r>
+        <w:t xml:space="preserve">(b) — Below 60 is sinus bradycardia.</w:t>
+      </w:r>
+    </w:p>
+    <w:p>
+      <w:r>
+        <w:t xml:space="preserve">(c) — Irregular rhythm without P waves suggests atrial fibrillation.</w:t>
+      </w:r>
+    </w:p>
+    <w:p>
+      <w:r>
+        <w:t xml:space="preserve">(d) — 60-100 is the normal range.</w:t>
+      </w:r>
+    </w:p>
+    <w:p>
+      <w:r>
+        <w:t xml:space="preserve">⚠️ Exam Trap: "Sinus tachycardia = &gt; 100 with normal P waves; sinus bradycardia = &lt; 60 with normal P waves" — the sinus-with-P-waves distinction is the ECG exam point.</w:t>
+      </w:r>
+    </w:p>
+    <w:p>
+      <w:r>
+        <w:t xml:space="preserve">💎 PNC Pearl: "Fast but still sinus — as long as every beat has a P wave, the sinus node is in charge."</w:t>
+      </w:r>
+    </w:p>
+    <w:p>
+      <w:r>
+        <w:t xml:space="preserve">Positive Marks: 1</w:t>
+      </w:r>
+    </w:p>
+    <w:p>
+      <w:r>
+        <w:t xml:space="preserve">Negative Marks: 0.25</w:t>
+      </w:r>
+    </w:p>
+    <w:p>
+      <w:r>
+        <w:t xml:space="preserve"/>
+      </w:r>
+    </w:p>
+    <w:p>
+      <w:r>
+        <w:t xml:space="preserve">Question: A study that measures the prevalence of a disease in a population at one point in time is called a</w:t>
+      </w:r>
+    </w:p>
+    <w:p>
+      <w:r>
+        <w:t xml:space="preserve">(a) Cross-sectional study</w:t>
+      </w:r>
+    </w:p>
+    <w:p>
+      <w:r>
+        <w:t xml:space="preserve">(b) Longitudinal study</w:t>
+      </w:r>
+    </w:p>
+    <w:p>
+      <w:r>
+        <w:t xml:space="preserve">(c) Experimental study</w:t>
+      </w:r>
+    </w:p>
+    <w:p>
+      <w:r>
+        <w:t xml:space="preserve">(d) Case-control study</w:t>
+      </w:r>
+    </w:p>
+    <w:p>
+      <w:r>
+        <w:t xml:space="preserve">Answer: a</w:t>
+      </w:r>
+    </w:p>
+    <w:p>
+      <w:r>
+        <w:t xml:space="preserve">Solution: ✅ Correct Answer: a</w:t>
+      </w:r>
+    </w:p>
+    <w:p>
+      <w:r>
+        <w:t xml:space="preserve">🧠 Clinical Rationale: A cross-sectional study measures exposure and disease simultaneously at a single time point — giving PREVALENCE.</w:t>
+      </w:r>
+    </w:p>
+    <w:p>
+      <w:r>
+        <w:t xml:space="preserve">❌ Why Not Other Options?</w:t>
+      </w:r>
+    </w:p>
+    <w:p>
+      <w:r>
+        <w:t xml:space="preserve">(b) — Longitudinal studies follow over time — giving INCIDENCE.</w:t>
+      </w:r>
+    </w:p>
+    <w:p>
+      <w:r>
+        <w:t xml:space="preserve">(c) — Experimental studies intervene (RCTs).</w:t>
+      </w:r>
+    </w:p>
+    <w:p>
+      <w:r>
+        <w:t xml:space="preserve">(d) — Case-control studies compare cases with controls retrospectively.</w:t>
+      </w:r>
+    </w:p>
+    <w:p>
+      <w:r>
+        <w:t xml:space="preserve">⚠️ Exam Trap: "Cross-sectional = one snapshot = prevalence; longitudinal = follow-up = incidence" — the time-dimension and measure pair are the exam distinction.</w:t>
+      </w:r>
+    </w:p>
+    <w:p>
+      <w:r>
+        <w:t xml:space="preserve">💎 PNC Pearl: "Cross-sectional photographs the moment; longitudinal films the story."</w:t>
+      </w:r>
+    </w:p>
+    <w:p>
+      <w:r>
+        <w:t xml:space="preserve">Positive Marks: 1</w:t>
+      </w:r>
+    </w:p>
+    <w:p>
+      <w:r>
+        <w:t xml:space="preserve">Negative Marks: 0.25</w:t>
+      </w:r>
+    </w:p>
+    <w:p>
+      <w:r>
+        <w:t xml:space="preserve"/>
+      </w:r>
+    </w:p>
+    <w:p>
+      <w:r>
+        <w:t xml:space="preserve">Question: In disaster triage, which patient receives the highest priority (red tag)?</w:t>
+      </w:r>
+    </w:p>
+    <w:p>
+      <w:r>
+        <w:t xml:space="preserve">(a) A patient with airway obstruction and shock</w:t>
+      </w:r>
+    </w:p>
+    <w:p>
+      <w:r>
+        <w:t xml:space="preserve">(b) A patient with a minor sprain</w:t>
+      </w:r>
+    </w:p>
+    <w:p>
+      <w:r>
+        <w:t xml:space="preserve">(c) A patient who has died</w:t>
+      </w:r>
+    </w:p>
+    <w:p>
+      <w:r>
+        <w:t xml:space="preserve">(d) A walking wounded patient</w:t>
+      </w:r>
+    </w:p>
+    <w:p>
+      <w:r>
+        <w:t xml:space="preserve">Answer: a</w:t>
+      </w:r>
+    </w:p>
+    <w:p>
+      <w:r>
+        <w:t xml:space="preserve">Solution: ✅ Correct Answer: a</w:t>
+      </w:r>
+    </w:p>
+    <w:p>
+      <w:r>
+        <w:t xml:space="preserve">🧠 Clinical Rationale: Red (priority 1) tags go to patients with life-threatening but SALVAGEABLE conditions — airway obstruction, shock, major hemorrhage — who need immediate treatment.</w:t>
+      </w:r>
+    </w:p>
+    <w:p>
+      <w:r>
+        <w:t xml:space="preserve">❌ Why Not Other Options?</w:t>
+      </w:r>
+    </w:p>
+    <w:p>
+      <w:r>
+        <w:t xml:space="preserve">(b) — Minor injuries are green (delayed).</w:t>
+      </w:r>
+    </w:p>
+    <w:p>
+      <w:r>
+        <w:t xml:space="preserve">(c) — The dead are BLACK.</w:t>
+      </w:r>
+    </w:p>
+    <w:p>
+      <w:r>
+        <w:t xml:space="preserve">(d) — Walking wounded are green.</w:t>
+      </w:r>
+    </w:p>
+    <w:p>
+      <w:r>
+        <w:t xml:space="preserve">⚠️ Exam Trap: Triage colours — "red = immediate (saveable, urgent), yellow = delayed, green = minor, black = dead/expectant" — the colour-to-priority table is a disaster-nursing favourite.</w:t>
+      </w:r>
+    </w:p>
+    <w:p>
+      <w:r>
+        <w:t xml:space="preserve">💎 PNC Pearl: "Red means treat now, yellow soon, green last, black is beyond — triage sorts by what saves the most."</w:t>
+      </w:r>
+    </w:p>
+    <w:p>
+      <w:r>
+        <w:t xml:space="preserve">Positive Marks: 1</w:t>
+      </w:r>
+    </w:p>
+    <w:p>
+      <w:r>
+        <w:t xml:space="preserve">Negative Marks: 0.25</w:t>
       </w:r>
     </w:p>
     <w:sectPr>
       <w:pgSz w:w="12240" w:h="15840"/>
-      <w:pgMar w:top="864" w:right="1008" w:bottom="864" w:left="1008" w:header="720" w:footer="720" w:gutter="0"/>
+      <w:pgMar w:top="1440" w:right="1800" w:bottom="1440" w:left="1800" w:header="720" w:footer="720" w:gutter="0"/>
       <w:cols w:space="720"/>
       <w:docGrid w:linePitch="360"/>
     </w:sectPr>
@@ -2535,10 +2065,6 @@
     <w:name w:val="Normal"/>
     <w:qFormat/>
     <w:rsid w:val="00FC693F"/>
-    <w:rPr>
-      <w:rFonts w:ascii="Calibri" w:hAnsi="Calibri"/>
-      <w:sz w:val="22"/>
-    </w:rPr>
   </w:style>
   <w:style w:type="paragraph" w:styleId="Header">
     <w:name w:val="header"/>
